--- a/Outline and references.docx
+++ b/Outline and references.docx
@@ -351,99 +351,8 @@
           <w:kern w:val="0"/>
           <w14:ligatures w14:val="none"/>
         </w:rPr>
-        <w:t xml:space="preserve">Overview of key benchmarks such as </w:t>
-      </w:r>
-      <w:proofErr w:type="spellStart"/>
-      <w:r>
-        <w:rPr>
-          <w:rFonts w:ascii="Times New Roman" w:eastAsia="Times New Roman" w:hAnsi="Times New Roman" w:cs="Times New Roman"/>
-          <w:color w:val="000000"/>
-          <w:kern w:val="0"/>
-          <w14:ligatures w14:val="none"/>
-        </w:rPr>
-        <w:t>FinQA</w:t>
-      </w:r>
-      <w:proofErr w:type="spellEnd"/>
-      <w:r>
-        <w:rPr>
-          <w:rFonts w:ascii="Times New Roman" w:eastAsia="Times New Roman" w:hAnsi="Times New Roman" w:cs="Times New Roman"/>
-          <w:color w:val="000000"/>
-          <w:kern w:val="0"/>
-          <w14:ligatures w14:val="none"/>
-        </w:rPr>
-        <w:t xml:space="preserve">, </w:t>
-      </w:r>
-      <w:proofErr w:type="spellStart"/>
-      <w:r>
-        <w:rPr>
-          <w:rFonts w:ascii="Times New Roman" w:eastAsia="Times New Roman" w:hAnsi="Times New Roman" w:cs="Times New Roman"/>
-          <w:color w:val="000000"/>
-          <w:kern w:val="0"/>
-          <w14:ligatures w14:val="none"/>
-        </w:rPr>
-        <w:t>ConvFinQA</w:t>
-      </w:r>
-      <w:proofErr w:type="spellEnd"/>
-      <w:r>
-        <w:rPr>
-          <w:rFonts w:ascii="Times New Roman" w:eastAsia="Times New Roman" w:hAnsi="Times New Roman" w:cs="Times New Roman"/>
-          <w:color w:val="000000"/>
-          <w:kern w:val="0"/>
-          <w14:ligatures w14:val="none"/>
-        </w:rPr>
-        <w:t xml:space="preserve">, FLUE, PIXIU, </w:t>
-      </w:r>
-      <w:proofErr w:type="spellStart"/>
-      <w:r>
-        <w:rPr>
-          <w:rFonts w:ascii="Times New Roman" w:eastAsia="Times New Roman" w:hAnsi="Times New Roman" w:cs="Times New Roman"/>
-          <w:color w:val="000000"/>
-          <w:kern w:val="0"/>
-          <w14:ligatures w14:val="none"/>
-        </w:rPr>
-        <w:t>FinanceBench</w:t>
-      </w:r>
-      <w:proofErr w:type="spellEnd"/>
-      <w:r>
-        <w:rPr>
-          <w:rFonts w:ascii="Times New Roman" w:eastAsia="Times New Roman" w:hAnsi="Times New Roman" w:cs="Times New Roman"/>
-          <w:color w:val="000000"/>
-          <w:kern w:val="0"/>
-          <w14:ligatures w14:val="none"/>
-        </w:rPr>
-        <w:t xml:space="preserve">, </w:t>
-      </w:r>
-      <w:proofErr w:type="spellStart"/>
-      <w:r>
-        <w:rPr>
-          <w:rFonts w:ascii="Times New Roman" w:eastAsia="Times New Roman" w:hAnsi="Times New Roman" w:cs="Times New Roman"/>
-          <w:color w:val="000000"/>
-          <w:kern w:val="0"/>
-          <w14:ligatures w14:val="none"/>
-        </w:rPr>
-        <w:t>FinBen</w:t>
-      </w:r>
-      <w:proofErr w:type="spellEnd"/>
-      <w:r>
-        <w:rPr>
-          <w:rFonts w:ascii="Times New Roman" w:eastAsia="Times New Roman" w:hAnsi="Times New Roman" w:cs="Times New Roman"/>
-          <w:color w:val="000000"/>
-          <w:kern w:val="0"/>
-          <w14:ligatures w14:val="none"/>
-        </w:rPr>
-        <w:t xml:space="preserve">, and </w:t>
-      </w:r>
-      <w:proofErr w:type="spellStart"/>
-      <w:r>
-        <w:rPr>
-          <w:rFonts w:ascii="Times New Roman" w:eastAsia="Times New Roman" w:hAnsi="Times New Roman" w:cs="Times New Roman"/>
-          <w:color w:val="000000"/>
-          <w:kern w:val="0"/>
-          <w14:ligatures w14:val="none"/>
-        </w:rPr>
-        <w:t>FinEval</w:t>
-      </w:r>
-      <w:proofErr w:type="spellEnd"/>
+        <w:t>Overview of key benchmarks such as FinQA, ConvFinQA, FLUE, PIXIU, FinanceBench, FinBen, and FinEval</w:t>
+      </w:r>
     </w:p>
     <w:p>
       <w:pPr>
@@ -647,39 +556,8 @@
           <w:kern w:val="0"/>
           <w14:ligatures w14:val="none"/>
         </w:rPr>
-        <w:t xml:space="preserve">Abby comment: </w:t>
-      </w:r>
-      <w:proofErr w:type="spellStart"/>
-      <w:r>
-        <w:rPr>
-          <w:rFonts w:ascii="Times New Roman" w:eastAsia="Times New Roman" w:hAnsi="Times New Roman" w:cs="Times New Roman"/>
-          <w:color w:val="000000"/>
-          <w:kern w:val="0"/>
-          <w14:ligatures w14:val="none"/>
-        </w:rPr>
-        <w:t>FinToolBench</w:t>
-      </w:r>
-      <w:proofErr w:type="spellEnd"/>
-      <w:r>
-        <w:rPr>
-          <w:rFonts w:ascii="Times New Roman" w:eastAsia="Times New Roman" w:hAnsi="Times New Roman" w:cs="Times New Roman"/>
-          <w:color w:val="000000"/>
-          <w:kern w:val="0"/>
-          <w14:ligatures w14:val="none"/>
-        </w:rPr>
-        <w:t xml:space="preserve"> - look at most recent Financial Benchmarking Financial LLM Agents besides </w:t>
-      </w:r>
-      <w:proofErr w:type="spellStart"/>
-      <w:r>
-        <w:rPr>
-          <w:rFonts w:ascii="Times New Roman" w:eastAsia="Times New Roman" w:hAnsi="Times New Roman" w:cs="Times New Roman"/>
-          <w:color w:val="000000"/>
-          <w:kern w:val="0"/>
-          <w14:ligatures w14:val="none"/>
-        </w:rPr>
-        <w:t>FinBen</w:t>
-      </w:r>
-      <w:proofErr w:type="spellEnd"/>
+        <w:t>Abby comment: FinToolBench - look at most recent Financial Benchmarking Financial LLM Agents besides FinBen</w:t>
+      </w:r>
     </w:p>
     <w:p>
       <w:pPr>
@@ -902,9 +780,188 @@
           <w:kern w:val="0"/>
           <w14:ligatures w14:val="none"/>
         </w:rPr>
-        <w:t xml:space="preserve">Apply the existing </w:t>
-      </w:r>
-      <w:proofErr w:type="spellStart"/>
+        <w:t>Apply the existing FinBen (or other more relevant?) benchmark to recent LLMs</w:t>
+      </w:r>
+    </w:p>
+    <w:p>
+      <w:pPr>
+        <w:numPr>
+          <w:ilvl w:val="0"/>
+          <w:numId w:val="4"/>
+        </w:numPr>
+        <w:spacing w:before="100" w:beforeAutospacing="1" w:after="100" w:afterAutospacing="1" w:line="240" w:lineRule="auto"/>
+        <w:rPr>
+          <w:rFonts w:ascii="Times New Roman" w:eastAsia="Times New Roman" w:hAnsi="Times New Roman" w:cs="Times New Roman"/>
+          <w:color w:val="000000"/>
+          <w:kern w:val="0"/>
+          <w14:ligatures w14:val="none"/>
+        </w:rPr>
+      </w:pPr>
+      <w:r>
+        <w:rPr>
+          <w:rFonts w:ascii="Times New Roman" w:eastAsia="Times New Roman" w:hAnsi="Times New Roman" w:cs="Times New Roman"/>
+          <w:color w:val="000000"/>
+          <w:kern w:val="0"/>
+          <w14:ligatures w14:val="none"/>
+        </w:rPr>
+        <w:t>Brief description of the selected recent LLMs</w:t>
+      </w:r>
+    </w:p>
+    <w:p>
+      <w:pPr>
+        <w:numPr>
+          <w:ilvl w:val="0"/>
+          <w:numId w:val="4"/>
+        </w:numPr>
+        <w:spacing w:before="100" w:beforeAutospacing="1" w:after="100" w:afterAutospacing="1" w:line="240" w:lineRule="auto"/>
+        <w:rPr>
+          <w:rFonts w:ascii="Times New Roman" w:eastAsia="Times New Roman" w:hAnsi="Times New Roman" w:cs="Times New Roman"/>
+          <w:color w:val="000000"/>
+          <w:kern w:val="0"/>
+          <w14:ligatures w14:val="none"/>
+        </w:rPr>
+      </w:pPr>
+      <w:r>
+        <w:rPr>
+          <w:rFonts w:ascii="Times New Roman" w:eastAsia="Times New Roman" w:hAnsi="Times New Roman" w:cs="Times New Roman"/>
+          <w:color w:val="000000"/>
+          <w:kern w:val="0"/>
+          <w14:ligatures w14:val="none"/>
+        </w:rPr>
+        <w:lastRenderedPageBreak/>
+        <w:t>Experimental setup and prompting</w:t>
+      </w:r>
+    </w:p>
+    <w:p>
+      <w:pPr>
+        <w:numPr>
+          <w:ilvl w:val="0"/>
+          <w:numId w:val="4"/>
+        </w:numPr>
+        <w:spacing w:before="100" w:beforeAutospacing="1" w:after="100" w:afterAutospacing="1" w:line="240" w:lineRule="auto"/>
+        <w:rPr>
+          <w:rFonts w:ascii="Times New Roman" w:eastAsia="Times New Roman" w:hAnsi="Times New Roman" w:cs="Times New Roman"/>
+          <w:color w:val="000000"/>
+          <w:kern w:val="0"/>
+          <w14:ligatures w14:val="none"/>
+        </w:rPr>
+      </w:pPr>
+      <w:r>
+        <w:rPr>
+          <w:rFonts w:ascii="Times New Roman" w:eastAsia="Times New Roman" w:hAnsi="Times New Roman" w:cs="Times New Roman"/>
+          <w:color w:val="000000"/>
+          <w:kern w:val="0"/>
+          <w14:ligatures w14:val="none"/>
+        </w:rPr>
+        <w:t>Evaluate the recent models on selected FinBen tasks</w:t>
+      </w:r>
+    </w:p>
+    <w:p>
+      <w:pPr>
+        <w:numPr>
+          <w:ilvl w:val="0"/>
+          <w:numId w:val="4"/>
+        </w:numPr>
+        <w:spacing w:before="100" w:beforeAutospacing="1" w:after="100" w:afterAutospacing="1" w:line="240" w:lineRule="auto"/>
+        <w:rPr>
+          <w:rFonts w:ascii="Times New Roman" w:eastAsia="Times New Roman" w:hAnsi="Times New Roman" w:cs="Times New Roman"/>
+          <w:color w:val="000000"/>
+          <w:kern w:val="0"/>
+          <w14:ligatures w14:val="none"/>
+        </w:rPr>
+      </w:pPr>
+      <w:r>
+        <w:rPr>
+          <w:rFonts w:ascii="Times New Roman" w:eastAsia="Times New Roman" w:hAnsi="Times New Roman" w:cs="Times New Roman"/>
+          <w:color w:val="000000"/>
+          <w:kern w:val="0"/>
+          <w14:ligatures w14:val="none"/>
+        </w:rPr>
+        <w:t>Compare results with the original FinBen results using earlier-generation LLMs</w:t>
+      </w:r>
+    </w:p>
+    <w:p>
+      <w:pPr>
+        <w:numPr>
+          <w:ilvl w:val="0"/>
+          <w:numId w:val="4"/>
+        </w:numPr>
+        <w:spacing w:before="100" w:beforeAutospacing="1" w:after="100" w:afterAutospacing="1" w:line="240" w:lineRule="auto"/>
+        <w:rPr>
+          <w:rFonts w:ascii="Times New Roman" w:eastAsia="Times New Roman" w:hAnsi="Times New Roman" w:cs="Times New Roman"/>
+          <w:color w:val="000000"/>
+          <w:kern w:val="0"/>
+          <w14:ligatures w14:val="none"/>
+        </w:rPr>
+      </w:pPr>
+      <w:r>
+        <w:rPr>
+          <w:rFonts w:ascii="Times New Roman" w:eastAsia="Times New Roman" w:hAnsi="Times New Roman" w:cs="Times New Roman"/>
+          <w:color w:val="000000"/>
+          <w:kern w:val="0"/>
+          <w14:ligatures w14:val="none"/>
+        </w:rPr>
+        <w:t>Analyze differences in performance across financial tasks</w:t>
+      </w:r>
+    </w:p>
+    <w:p>
+      <w:pPr>
+        <w:numPr>
+          <w:ilvl w:val="0"/>
+          <w:numId w:val="4"/>
+        </w:numPr>
+        <w:spacing w:before="100" w:beforeAutospacing="1" w:after="100" w:afterAutospacing="1" w:line="240" w:lineRule="auto"/>
+        <w:rPr>
+          <w:rFonts w:ascii="Times New Roman" w:eastAsia="Times New Roman" w:hAnsi="Times New Roman" w:cs="Times New Roman"/>
+          <w:color w:val="000000"/>
+          <w:kern w:val="0"/>
+          <w14:ligatures w14:val="none"/>
+        </w:rPr>
+      </w:pPr>
+      <w:r>
+        <w:rPr>
+          <w:rFonts w:ascii="Times New Roman" w:eastAsia="Times New Roman" w:hAnsi="Times New Roman" w:cs="Times New Roman"/>
+          <w:color w:val="000000"/>
+          <w:kern w:val="0"/>
+          <w14:ligatures w14:val="none"/>
+        </w:rPr>
+        <w:t xml:space="preserve">comment: </w:t>
+      </w:r>
+      <w:proofErr w:type="gramStart"/>
+      <w:r>
+        <w:rPr>
+          <w:rFonts w:ascii="Times New Roman" w:eastAsia="Times New Roman" w:hAnsi="Times New Roman" w:cs="Times New Roman"/>
+          <w:color w:val="000000"/>
+          <w:kern w:val="0"/>
+          <w14:ligatures w14:val="none"/>
+        </w:rPr>
+        <w:t>Plus</w:t>
+      </w:r>
+      <w:proofErr w:type="gramEnd"/>
+      <w:r>
+        <w:rPr>
+          <w:rFonts w:ascii="Times New Roman" w:eastAsia="Times New Roman" w:hAnsi="Times New Roman" w:cs="Times New Roman"/>
+          <w:color w:val="000000"/>
+          <w:kern w:val="0"/>
+          <w14:ligatures w14:val="none"/>
+        </w:rPr>
+        <w:t xml:space="preserve"> Jupyter notebook with all the coding etc</w:t>
+      </w:r>
+    </w:p>
+    <w:p>
+      <w:pPr>
+        <w:numPr>
+          <w:ilvl w:val="0"/>
+          <w:numId w:val="5"/>
+        </w:numPr>
+        <w:spacing w:before="100" w:beforeAutospacing="1" w:after="100" w:afterAutospacing="1" w:line="240" w:lineRule="auto"/>
+        <w:rPr>
+          <w:rFonts w:ascii="Times New Roman" w:eastAsia="Times New Roman" w:hAnsi="Times New Roman" w:cs="Times New Roman"/>
+          <w:color w:val="000000"/>
+          <w:kern w:val="0"/>
+          <w14:ligatures w14:val="none"/>
+        </w:rPr>
+      </w:pPr>
       <w:r>
         <w:rPr>
           <w:rFonts w:ascii="Times New Roman" w:eastAsia="Times New Roman" w:hAnsi="Times New Roman" w:cs="Times New Roman"/>
@@ -914,9 +971,95 @@
           <w:kern w:val="0"/>
           <w14:ligatures w14:val="none"/>
         </w:rPr>
-        <w:t>FinBen</w:t>
-      </w:r>
-      <w:proofErr w:type="spellEnd"/>
+        <w:t>Discussion</w:t>
+      </w:r>
+    </w:p>
+    <w:p>
+      <w:pPr>
+        <w:numPr>
+          <w:ilvl w:val="1"/>
+          <w:numId w:val="5"/>
+        </w:numPr>
+        <w:spacing w:before="100" w:beforeAutospacing="1" w:after="100" w:afterAutospacing="1" w:line="240" w:lineRule="auto"/>
+        <w:rPr>
+          <w:rFonts w:ascii="Times New Roman" w:eastAsia="Times New Roman" w:hAnsi="Times New Roman" w:cs="Times New Roman"/>
+          <w:color w:val="000000"/>
+          <w:kern w:val="0"/>
+          <w14:ligatures w14:val="none"/>
+        </w:rPr>
+      </w:pPr>
+      <w:r>
+        <w:rPr>
+          <w:rFonts w:ascii="Times New Roman" w:eastAsia="Times New Roman" w:hAnsi="Times New Roman" w:cs="Times New Roman"/>
+          <w:color w:val="000000"/>
+          <w:kern w:val="0"/>
+          <w14:ligatures w14:val="none"/>
+        </w:rPr>
+        <w:t>How financial benchmarking is moving from simple NLP tasks toward more agent-oriented evaluation</w:t>
+      </w:r>
+    </w:p>
+    <w:p>
+      <w:pPr>
+        <w:numPr>
+          <w:ilvl w:val="1"/>
+          <w:numId w:val="5"/>
+        </w:numPr>
+        <w:spacing w:before="100" w:beforeAutospacing="1" w:after="100" w:afterAutospacing="1" w:line="240" w:lineRule="auto"/>
+        <w:rPr>
+          <w:rFonts w:ascii="Times New Roman" w:eastAsia="Times New Roman" w:hAnsi="Times New Roman" w:cs="Times New Roman"/>
+          <w:color w:val="000000"/>
+          <w:kern w:val="0"/>
+          <w14:ligatures w14:val="none"/>
+        </w:rPr>
+      </w:pPr>
+      <w:r>
+        <w:rPr>
+          <w:rFonts w:ascii="Times New Roman" w:eastAsia="Times New Roman" w:hAnsi="Times New Roman" w:cs="Times New Roman"/>
+          <w:color w:val="000000"/>
+          <w:kern w:val="0"/>
+          <w14:ligatures w14:val="none"/>
+        </w:rPr>
+        <w:t>Which areas are already well covered</w:t>
+      </w:r>
+    </w:p>
+    <w:p>
+      <w:pPr>
+        <w:numPr>
+          <w:ilvl w:val="1"/>
+          <w:numId w:val="5"/>
+        </w:numPr>
+        <w:spacing w:before="100" w:beforeAutospacing="1" w:after="100" w:afterAutospacing="1" w:line="240" w:lineRule="auto"/>
+        <w:rPr>
+          <w:rFonts w:ascii="Times New Roman" w:eastAsia="Times New Roman" w:hAnsi="Times New Roman" w:cs="Times New Roman"/>
+          <w:color w:val="000000"/>
+          <w:kern w:val="0"/>
+          <w14:ligatures w14:val="none"/>
+        </w:rPr>
+      </w:pPr>
+      <w:r>
+        <w:rPr>
+          <w:rFonts w:ascii="Times New Roman" w:eastAsia="Times New Roman" w:hAnsi="Times New Roman" w:cs="Times New Roman"/>
+          <w:color w:val="000000"/>
+          <w:kern w:val="0"/>
+          <w14:ligatures w14:val="none"/>
+        </w:rPr>
+        <w:t>Which areas still need better evaluation methods</w:t>
+      </w:r>
+    </w:p>
+    <w:p>
+      <w:pPr>
+        <w:numPr>
+          <w:ilvl w:val="0"/>
+          <w:numId w:val="5"/>
+        </w:numPr>
+        <w:spacing w:before="100" w:beforeAutospacing="1" w:after="100" w:afterAutospacing="1" w:line="240" w:lineRule="auto"/>
+        <w:rPr>
+          <w:rFonts w:ascii="Times New Roman" w:eastAsia="Times New Roman" w:hAnsi="Times New Roman" w:cs="Times New Roman"/>
+          <w:color w:val="000000"/>
+          <w:kern w:val="0"/>
+          <w14:ligatures w14:val="none"/>
+        </w:rPr>
+      </w:pPr>
       <w:r>
         <w:rPr>
           <w:rFonts w:ascii="Times New Roman" w:eastAsia="Times New Roman" w:hAnsi="Times New Roman" w:cs="Times New Roman"/>
@@ -926,249 +1069,7 @@
           <w:kern w:val="0"/>
           <w14:ligatures w14:val="none"/>
         </w:rPr>
-        <w:t xml:space="preserve"> (or other more relevant?) benchmark to recent LLMs</w:t>
-      </w:r>
-    </w:p>
-    <w:p>
-      <w:pPr>
-        <w:numPr>
-          <w:ilvl w:val="0"/>
-          <w:numId w:val="4"/>
-        </w:numPr>
-        <w:spacing w:before="100" w:beforeAutospacing="1" w:after="100" w:afterAutospacing="1" w:line="240" w:lineRule="auto"/>
-        <w:rPr>
-          <w:rFonts w:ascii="Times New Roman" w:eastAsia="Times New Roman" w:hAnsi="Times New Roman" w:cs="Times New Roman"/>
-          <w:color w:val="000000"/>
-          <w:kern w:val="0"/>
-          <w14:ligatures w14:val="none"/>
-        </w:rPr>
-      </w:pPr>
-      <w:r>
-        <w:rPr>
-          <w:rFonts w:ascii="Times New Roman" w:eastAsia="Times New Roman" w:hAnsi="Times New Roman" w:cs="Times New Roman"/>
-          <w:color w:val="000000"/>
-          <w:kern w:val="0"/>
-          <w14:ligatures w14:val="none"/>
-        </w:rPr>
-        <w:t>Brief description of the selected recent LLMs</w:t>
-      </w:r>
-    </w:p>
-    <w:p>
-      <w:pPr>
-        <w:numPr>
-          <w:ilvl w:val="0"/>
-          <w:numId w:val="4"/>
-        </w:numPr>
-        <w:spacing w:before="100" w:beforeAutospacing="1" w:after="100" w:afterAutospacing="1" w:line="240" w:lineRule="auto"/>
-        <w:rPr>
-          <w:rFonts w:ascii="Times New Roman" w:eastAsia="Times New Roman" w:hAnsi="Times New Roman" w:cs="Times New Roman"/>
-          <w:color w:val="000000"/>
-          <w:kern w:val="0"/>
-          <w14:ligatures w14:val="none"/>
-        </w:rPr>
-      </w:pPr>
-      <w:r>
-        <w:rPr>
-          <w:rFonts w:ascii="Times New Roman" w:eastAsia="Times New Roman" w:hAnsi="Times New Roman" w:cs="Times New Roman"/>
-          <w:color w:val="000000"/>
-          <w:kern w:val="0"/>
-          <w14:ligatures w14:val="none"/>
-        </w:rPr>
-        <w:lastRenderedPageBreak/>
-        <w:t>Experimental setup and prompting</w:t>
-      </w:r>
-    </w:p>
-    <w:p>
-      <w:pPr>
-        <w:numPr>
-          <w:ilvl w:val="0"/>
-          <w:numId w:val="4"/>
-        </w:numPr>
-        <w:spacing w:before="100" w:beforeAutospacing="1" w:after="100" w:afterAutospacing="1" w:line="240" w:lineRule="auto"/>
-        <w:rPr>
-          <w:rFonts w:ascii="Times New Roman" w:eastAsia="Times New Roman" w:hAnsi="Times New Roman" w:cs="Times New Roman"/>
-          <w:color w:val="000000"/>
-          <w:kern w:val="0"/>
-          <w14:ligatures w14:val="none"/>
-        </w:rPr>
-      </w:pPr>
-      <w:r>
-        <w:rPr>
-          <w:rFonts w:ascii="Times New Roman" w:eastAsia="Times New Roman" w:hAnsi="Times New Roman" w:cs="Times New Roman"/>
-          <w:color w:val="000000"/>
-          <w:kern w:val="0"/>
-          <w14:ligatures w14:val="none"/>
-        </w:rPr>
-        <w:t xml:space="preserve">Evaluate the recent models on selected </w:t>
-      </w:r>
-      <w:proofErr w:type="spellStart"/>
-      <w:r>
-        <w:rPr>
-          <w:rFonts w:ascii="Times New Roman" w:eastAsia="Times New Roman" w:hAnsi="Times New Roman" w:cs="Times New Roman"/>
-          <w:color w:val="000000"/>
-          <w:kern w:val="0"/>
-          <w14:ligatures w14:val="none"/>
-        </w:rPr>
-        <w:t>FinBen</w:t>
-      </w:r>
-      <w:proofErr w:type="spellEnd"/>
-      <w:r>
-        <w:rPr>
-          <w:rFonts w:ascii="Times New Roman" w:eastAsia="Times New Roman" w:hAnsi="Times New Roman" w:cs="Times New Roman"/>
-          <w:color w:val="000000"/>
-          <w:kern w:val="0"/>
-          <w14:ligatures w14:val="none"/>
-        </w:rPr>
-        <w:t xml:space="preserve"> tasks</w:t>
-      </w:r>
-    </w:p>
-    <w:p>
-      <w:pPr>
-        <w:numPr>
-          <w:ilvl w:val="0"/>
-          <w:numId w:val="4"/>
-        </w:numPr>
-        <w:spacing w:before="100" w:beforeAutospacing="1" w:after="100" w:afterAutospacing="1" w:line="240" w:lineRule="auto"/>
-        <w:rPr>
-          <w:rFonts w:ascii="Times New Roman" w:eastAsia="Times New Roman" w:hAnsi="Times New Roman" w:cs="Times New Roman"/>
-          <w:color w:val="000000"/>
-          <w:kern w:val="0"/>
-          <w14:ligatures w14:val="none"/>
-        </w:rPr>
-      </w:pPr>
-      <w:r>
-        <w:rPr>
-          <w:rFonts w:ascii="Times New Roman" w:eastAsia="Times New Roman" w:hAnsi="Times New Roman" w:cs="Times New Roman"/>
-          <w:color w:val="000000"/>
-          <w:kern w:val="0"/>
-          <w14:ligatures w14:val="none"/>
-        </w:rPr>
-        <w:t xml:space="preserve">Compare results with the original </w:t>
-      </w:r>
-      <w:proofErr w:type="spellStart"/>
-      <w:r>
-        <w:rPr>
-          <w:rFonts w:ascii="Times New Roman" w:eastAsia="Times New Roman" w:hAnsi="Times New Roman" w:cs="Times New Roman"/>
-          <w:color w:val="000000"/>
-          <w:kern w:val="0"/>
-          <w14:ligatures w14:val="none"/>
-        </w:rPr>
-        <w:t>FinBen</w:t>
-      </w:r>
-      <w:proofErr w:type="spellEnd"/>
-      <w:r>
-        <w:rPr>
-          <w:rFonts w:ascii="Times New Roman" w:eastAsia="Times New Roman" w:hAnsi="Times New Roman" w:cs="Times New Roman"/>
-          <w:color w:val="000000"/>
-          <w:kern w:val="0"/>
-          <w14:ligatures w14:val="none"/>
-        </w:rPr>
-        <w:t xml:space="preserve"> results using earlier-generation LLMs</w:t>
-      </w:r>
-    </w:p>
-    <w:p>
-      <w:pPr>
-        <w:numPr>
-          <w:ilvl w:val="0"/>
-          <w:numId w:val="4"/>
-        </w:numPr>
-        <w:spacing w:before="100" w:beforeAutospacing="1" w:after="100" w:afterAutospacing="1" w:line="240" w:lineRule="auto"/>
-        <w:rPr>
-          <w:rFonts w:ascii="Times New Roman" w:eastAsia="Times New Roman" w:hAnsi="Times New Roman" w:cs="Times New Roman"/>
-          <w:color w:val="000000"/>
-          <w:kern w:val="0"/>
-          <w14:ligatures w14:val="none"/>
-        </w:rPr>
-      </w:pPr>
-      <w:r>
-        <w:rPr>
-          <w:rFonts w:ascii="Times New Roman" w:eastAsia="Times New Roman" w:hAnsi="Times New Roman" w:cs="Times New Roman"/>
-          <w:color w:val="000000"/>
-          <w:kern w:val="0"/>
-          <w14:ligatures w14:val="none"/>
-        </w:rPr>
-        <w:t>Analyze differences in performance across financial tasks</w:t>
-      </w:r>
-    </w:p>
-    <w:p>
-      <w:pPr>
-        <w:numPr>
-          <w:ilvl w:val="0"/>
-          <w:numId w:val="4"/>
-        </w:numPr>
-        <w:spacing w:before="100" w:beforeAutospacing="1" w:after="100" w:afterAutospacing="1" w:line="240" w:lineRule="auto"/>
-        <w:rPr>
-          <w:rFonts w:ascii="Times New Roman" w:eastAsia="Times New Roman" w:hAnsi="Times New Roman" w:cs="Times New Roman"/>
-          <w:color w:val="000000"/>
-          <w:kern w:val="0"/>
-          <w14:ligatures w14:val="none"/>
-        </w:rPr>
-      </w:pPr>
-      <w:r>
-        <w:rPr>
-          <w:rFonts w:ascii="Times New Roman" w:eastAsia="Times New Roman" w:hAnsi="Times New Roman" w:cs="Times New Roman"/>
-          <w:color w:val="000000"/>
-          <w:kern w:val="0"/>
-          <w14:ligatures w14:val="none"/>
-        </w:rPr>
-        <w:t xml:space="preserve">comment: </w:t>
-      </w:r>
-      <w:proofErr w:type="gramStart"/>
-      <w:r>
-        <w:rPr>
-          <w:rFonts w:ascii="Times New Roman" w:eastAsia="Times New Roman" w:hAnsi="Times New Roman" w:cs="Times New Roman"/>
-          <w:color w:val="000000"/>
-          <w:kern w:val="0"/>
-          <w14:ligatures w14:val="none"/>
-        </w:rPr>
-        <w:t>Plus</w:t>
-      </w:r>
-      <w:proofErr w:type="gramEnd"/>
-      <w:r>
-        <w:rPr>
-          <w:rFonts w:ascii="Times New Roman" w:eastAsia="Times New Roman" w:hAnsi="Times New Roman" w:cs="Times New Roman"/>
-          <w:color w:val="000000"/>
-          <w:kern w:val="0"/>
-          <w14:ligatures w14:val="none"/>
-        </w:rPr>
-        <w:t xml:space="preserve"> Jupyter notebook with all the coding </w:t>
-      </w:r>
-      <w:proofErr w:type="spellStart"/>
-      <w:r>
-        <w:rPr>
-          <w:rFonts w:ascii="Times New Roman" w:eastAsia="Times New Roman" w:hAnsi="Times New Roman" w:cs="Times New Roman"/>
-          <w:color w:val="000000"/>
-          <w:kern w:val="0"/>
-          <w14:ligatures w14:val="none"/>
-        </w:rPr>
-        <w:t>etc</w:t>
-      </w:r>
-      <w:proofErr w:type="spellEnd"/>
-    </w:p>
-    <w:p>
-      <w:pPr>
-        <w:numPr>
-          <w:ilvl w:val="0"/>
-          <w:numId w:val="5"/>
-        </w:numPr>
-        <w:spacing w:before="100" w:beforeAutospacing="1" w:after="100" w:afterAutospacing="1" w:line="240" w:lineRule="auto"/>
-        <w:rPr>
-          <w:rFonts w:ascii="Times New Roman" w:eastAsia="Times New Roman" w:hAnsi="Times New Roman" w:cs="Times New Roman"/>
-          <w:color w:val="000000"/>
-          <w:kern w:val="0"/>
-          <w14:ligatures w14:val="none"/>
-        </w:rPr>
-      </w:pPr>
-      <w:r>
-        <w:rPr>
-          <w:rFonts w:ascii="Times New Roman" w:eastAsia="Times New Roman" w:hAnsi="Times New Roman" w:cs="Times New Roman"/>
-          <w:b/>
-          <w:bCs/>
-          <w:color w:val="000000"/>
-          <w:kern w:val="0"/>
-          <w14:ligatures w14:val="none"/>
-        </w:rPr>
-        <w:t>Discussion</w:t>
+        <w:t>Conclusion</w:t>
       </w:r>
     </w:p>
     <w:p>
@@ -1192,7 +1093,7 @@
           <w:kern w:val="0"/>
           <w14:ligatures w14:val="none"/>
         </w:rPr>
-        <w:t>How financial benchmarking is moving from simple NLP tasks toward more agent-oriented evaluation</w:t>
+        <w:t>Summary of the main findings</w:t>
       </w:r>
     </w:p>
     <w:p>
@@ -1216,7 +1117,7 @@
           <w:kern w:val="0"/>
           <w14:ligatures w14:val="none"/>
         </w:rPr>
-        <w:t>Which areas are already well covered</w:t>
+        <w:t>Answer to the research question</w:t>
       </w:r>
     </w:p>
     <w:p>
@@ -1240,1444 +1141,461 @@
           <w:kern w:val="0"/>
           <w14:ligatures w14:val="none"/>
         </w:rPr>
-        <w:t>Which areas still need better evaluation methods</w:t>
-      </w:r>
-    </w:p>
-    <w:p>
-      <w:pPr>
+        <w:t>Short outlook on future benchmarking of financial LLM agents</w:t>
+      </w:r>
+    </w:p>
+    <w:p>
+      <w:pPr>
+        <w:pStyle w:val="NormalWeb"/>
+        <w:rPr>
+          <w:color w:val="000000"/>
+        </w:rPr>
+      </w:pPr>
+      <w:r>
+        <w:rPr>
+          <w:color w:val="000000"/>
+        </w:rPr>
+        <w:t>For the paper, I think the most important references would be these:</w:t>
+      </w:r>
+    </w:p>
+    <w:p>
+      <w:pPr>
+        <w:pStyle w:val="NormalWeb"/>
         <w:numPr>
           <w:ilvl w:val="0"/>
-          <w:numId w:val="5"/>
-        </w:numPr>
-        <w:spacing w:before="100" w:beforeAutospacing="1" w:after="100" w:afterAutospacing="1" w:line="240" w:lineRule="auto"/>
-        <w:rPr>
-          <w:rFonts w:ascii="Times New Roman" w:eastAsia="Times New Roman" w:hAnsi="Times New Roman" w:cs="Times New Roman"/>
-          <w:color w:val="000000"/>
-          <w:kern w:val="0"/>
-          <w14:ligatures w14:val="none"/>
-        </w:rPr>
-      </w:pPr>
-      <w:r>
-        <w:rPr>
-          <w:rFonts w:ascii="Times New Roman" w:eastAsia="Times New Roman" w:hAnsi="Times New Roman" w:cs="Times New Roman"/>
-          <w:b/>
-          <w:bCs/>
-          <w:color w:val="000000"/>
-          <w:kern w:val="0"/>
-          <w14:ligatures w14:val="none"/>
-        </w:rPr>
-        <w:t>Conclusion</w:t>
-      </w:r>
-    </w:p>
-    <w:p>
-      <w:pPr>
-        <w:numPr>
-          <w:ilvl w:val="1"/>
-          <w:numId w:val="5"/>
-        </w:numPr>
-        <w:spacing w:before="100" w:beforeAutospacing="1" w:after="100" w:afterAutospacing="1" w:line="240" w:lineRule="auto"/>
-        <w:rPr>
-          <w:rFonts w:ascii="Times New Roman" w:eastAsia="Times New Roman" w:hAnsi="Times New Roman" w:cs="Times New Roman"/>
-          <w:color w:val="000000"/>
-          <w:kern w:val="0"/>
-          <w14:ligatures w14:val="none"/>
-        </w:rPr>
-      </w:pPr>
-      <w:r>
-        <w:rPr>
-          <w:rFonts w:ascii="Times New Roman" w:eastAsia="Times New Roman" w:hAnsi="Times New Roman" w:cs="Times New Roman"/>
-          <w:color w:val="000000"/>
-          <w:kern w:val="0"/>
-          <w14:ligatures w14:val="none"/>
-        </w:rPr>
-        <w:t>Summary of the main findings</w:t>
-      </w:r>
-    </w:p>
-    <w:p>
-      <w:pPr>
-        <w:numPr>
-          <w:ilvl w:val="1"/>
-          <w:numId w:val="5"/>
-        </w:numPr>
-        <w:spacing w:before="100" w:beforeAutospacing="1" w:after="100" w:afterAutospacing="1" w:line="240" w:lineRule="auto"/>
-        <w:rPr>
-          <w:rFonts w:ascii="Times New Roman" w:eastAsia="Times New Roman" w:hAnsi="Times New Roman" w:cs="Times New Roman"/>
-          <w:color w:val="000000"/>
-          <w:kern w:val="0"/>
-          <w14:ligatures w14:val="none"/>
-        </w:rPr>
-      </w:pPr>
-      <w:r>
-        <w:rPr>
-          <w:rFonts w:ascii="Times New Roman" w:eastAsia="Times New Roman" w:hAnsi="Times New Roman" w:cs="Times New Roman"/>
-          <w:color w:val="000000"/>
-          <w:kern w:val="0"/>
-          <w14:ligatures w14:val="none"/>
-        </w:rPr>
-        <w:t>Answer to the research question</w:t>
-      </w:r>
-    </w:p>
-    <w:p>
-      <w:pPr>
-        <w:numPr>
-          <w:ilvl w:val="1"/>
-          <w:numId w:val="5"/>
-        </w:numPr>
-        <w:spacing w:before="100" w:beforeAutospacing="1" w:after="100" w:afterAutospacing="1" w:line="240" w:lineRule="auto"/>
-        <w:rPr>
-          <w:rFonts w:ascii="Times New Roman" w:eastAsia="Times New Roman" w:hAnsi="Times New Roman" w:cs="Times New Roman"/>
-          <w:color w:val="000000"/>
-          <w:kern w:val="0"/>
-          <w14:ligatures w14:val="none"/>
-        </w:rPr>
-      </w:pPr>
-      <w:r>
-        <w:rPr>
-          <w:rFonts w:ascii="Times New Roman" w:eastAsia="Times New Roman" w:hAnsi="Times New Roman" w:cs="Times New Roman"/>
-          <w:color w:val="000000"/>
-          <w:kern w:val="0"/>
-          <w14:ligatures w14:val="none"/>
-        </w:rPr>
-        <w:t>Short outlook on future benchmarking of financial LLM agents</w:t>
-      </w:r>
-    </w:p>
-    <w:p>
-      <w:pPr>
-        <w:spacing w:before="100" w:beforeAutospacing="1" w:after="100" w:afterAutospacing="1" w:line="240" w:lineRule="auto"/>
-        <w:rPr>
-          <w:rFonts w:ascii="Times New Roman" w:eastAsia="Times New Roman" w:hAnsi="Times New Roman" w:cs="Times New Roman"/>
-          <w:color w:val="000000"/>
-          <w:kern w:val="0"/>
-          <w14:ligatures w14:val="none"/>
-        </w:rPr>
-      </w:pPr>
-      <w:r>
-        <w:rPr>
-          <w:rFonts w:ascii="Times New Roman" w:eastAsia="Times New Roman" w:hAnsi="Times New Roman" w:cs="Times New Roman"/>
-          <w:b/>
-          <w:bCs/>
-          <w:color w:val="000000"/>
-          <w:kern w:val="0"/>
-          <w14:ligatures w14:val="none"/>
-        </w:rPr>
-        <w:t>Provisional Title</w:t>
-      </w:r>
-    </w:p>
-    <w:p>
-      <w:pPr>
-        <w:spacing w:before="100" w:beforeAutospacing="1" w:after="100" w:afterAutospacing="1" w:line="240" w:lineRule="auto"/>
-        <w:rPr>
-          <w:rFonts w:ascii="Times New Roman" w:eastAsia="Times New Roman" w:hAnsi="Times New Roman" w:cs="Times New Roman"/>
-          <w:color w:val="000000"/>
-          <w:kern w:val="0"/>
-          <w14:ligatures w14:val="none"/>
-        </w:rPr>
-      </w:pPr>
-      <w:r>
-        <w:rPr>
-          <w:rFonts w:ascii="Times New Roman" w:eastAsia="Times New Roman" w:hAnsi="Times New Roman" w:cs="Times New Roman"/>
-          <w:color w:val="000000"/>
-          <w:kern w:val="0"/>
-          <w14:ligatures w14:val="none"/>
-        </w:rPr>
-        <w:t>Benchmarking Financial LLM Agents</w:t>
-      </w:r>
-    </w:p>
-    <w:p>
-      <w:pPr>
-        <w:spacing w:before="100" w:beforeAutospacing="1" w:after="100" w:afterAutospacing="1" w:line="240" w:lineRule="auto"/>
-        <w:rPr>
-          <w:rFonts w:ascii="Times New Roman" w:eastAsia="Times New Roman" w:hAnsi="Times New Roman" w:cs="Times New Roman"/>
-          <w:color w:val="000000"/>
-          <w:kern w:val="0"/>
-          <w14:ligatures w14:val="none"/>
-        </w:rPr>
-      </w:pPr>
-      <w:r>
-        <w:rPr>
-          <w:rFonts w:ascii="Times New Roman" w:eastAsia="Times New Roman" w:hAnsi="Times New Roman" w:cs="Times New Roman"/>
-          <w:b/>
-          <w:bCs/>
-          <w:color w:val="000000"/>
-          <w:kern w:val="0"/>
-          <w14:ligatures w14:val="none"/>
-        </w:rPr>
-        <w:t>Research Question</w:t>
-      </w:r>
-    </w:p>
-    <w:p>
-      <w:pPr>
-        <w:spacing w:before="100" w:beforeAutospacing="1" w:after="100" w:afterAutospacing="1" w:line="240" w:lineRule="auto"/>
-        <w:rPr>
-          <w:rFonts w:ascii="Times New Roman" w:eastAsia="Times New Roman" w:hAnsi="Times New Roman" w:cs="Times New Roman"/>
-          <w:color w:val="000000"/>
-          <w:kern w:val="0"/>
-          <w14:ligatures w14:val="none"/>
-        </w:rPr>
-      </w:pPr>
-      <w:r>
-        <w:rPr>
-          <w:rFonts w:ascii="Times New Roman" w:eastAsia="Times New Roman" w:hAnsi="Times New Roman" w:cs="Times New Roman"/>
-          <w:color w:val="000000"/>
-          <w:kern w:val="0"/>
-          <w14:ligatures w14:val="none"/>
-        </w:rPr>
-        <w:t>How do current benchmarks evaluate financial LLM agents, and what limitations do existing approaches still have?</w:t>
-      </w:r>
-    </w:p>
-    <w:p>
-      <w:pPr>
-        <w:spacing w:before="100" w:beforeAutospacing="1" w:after="100" w:afterAutospacing="1" w:line="240" w:lineRule="auto"/>
-        <w:rPr>
-          <w:rFonts w:ascii="Times New Roman" w:eastAsia="Times New Roman" w:hAnsi="Times New Roman" w:cs="Times New Roman"/>
-          <w:color w:val="000000"/>
-          <w:kern w:val="0"/>
-          <w14:ligatures w14:val="none"/>
-        </w:rPr>
-      </w:pPr>
-      <w:r>
-        <w:rPr>
-          <w:rFonts w:ascii="Times New Roman" w:eastAsia="Times New Roman" w:hAnsi="Times New Roman" w:cs="Times New Roman"/>
-          <w:b/>
-          <w:bCs/>
-          <w:color w:val="000000"/>
-          <w:kern w:val="0"/>
-          <w14:ligatures w14:val="none"/>
-        </w:rPr>
-        <w:t>Outline</w:t>
-      </w:r>
-    </w:p>
-    <w:p>
-      <w:pPr>
+          <w:numId w:val="11"/>
+        </w:numPr>
+        <w:rPr>
+          <w:color w:val="000000"/>
+        </w:rPr>
+      </w:pPr>
+      <w:r>
+        <w:rPr>
+          <w:rStyle w:val="Strong"/>
+          <w:color w:val="000000"/>
+        </w:rPr>
+        <w:t>Xie et al. (2024), “FinBen: A Holistic Financial Benchmark for Large Language Models”</w:t>
+      </w:r>
+    </w:p>
+    <w:p>
+      <w:pPr>
+        <w:pStyle w:val="NormalWeb"/>
+        <w:ind w:left="720"/>
+        <w:rPr>
+          <w:color w:val="000000"/>
+        </w:rPr>
+      </w:pPr>
+      <w:r>
+        <w:rPr>
+          <w:color w:val="000000"/>
+        </w:rPr>
+        <w:t>This is probably the most important paper for my topic because it gives a very broad benchmark for financial LLMs. It is especially relevant because it also includes things like decision-making, RAG, stock trading, and agent evaluation.</w:t>
+      </w:r>
+    </w:p>
+    <w:p>
+      <w:pPr>
+        <w:pStyle w:val="NormalWeb"/>
         <w:numPr>
           <w:ilvl w:val="0"/>
-          <w:numId w:val="6"/>
-        </w:numPr>
-        <w:spacing w:before="100" w:beforeAutospacing="1" w:after="100" w:afterAutospacing="1" w:line="240" w:lineRule="auto"/>
-        <w:rPr>
-          <w:rFonts w:ascii="Times New Roman" w:eastAsia="Times New Roman" w:hAnsi="Times New Roman" w:cs="Times New Roman"/>
-          <w:color w:val="000000"/>
-          <w:kern w:val="0"/>
-          <w14:ligatures w14:val="none"/>
-        </w:rPr>
-      </w:pPr>
-      <w:r>
-        <w:rPr>
-          <w:rFonts w:ascii="Times New Roman" w:eastAsia="Times New Roman" w:hAnsi="Times New Roman" w:cs="Times New Roman"/>
-          <w:b/>
-          <w:bCs/>
-          <w:color w:val="000000"/>
-          <w:kern w:val="0"/>
-          <w14:ligatures w14:val="none"/>
-        </w:rPr>
-        <w:t>Introduction</w:t>
-      </w:r>
-    </w:p>
-    <w:p>
-      <w:pPr>
-        <w:numPr>
-          <w:ilvl w:val="1"/>
-          <w:numId w:val="6"/>
-        </w:numPr>
-        <w:spacing w:before="100" w:beforeAutospacing="1" w:after="100" w:afterAutospacing="1" w:line="240" w:lineRule="auto"/>
-        <w:rPr>
-          <w:rFonts w:ascii="Times New Roman" w:eastAsia="Times New Roman" w:hAnsi="Times New Roman" w:cs="Times New Roman"/>
-          <w:color w:val="000000"/>
-          <w:kern w:val="0"/>
-          <w14:ligatures w14:val="none"/>
-        </w:rPr>
-      </w:pPr>
-      <w:r>
-        <w:rPr>
-          <w:rFonts w:ascii="Times New Roman" w:eastAsia="Times New Roman" w:hAnsi="Times New Roman" w:cs="Times New Roman"/>
-          <w:color w:val="000000"/>
-          <w:kern w:val="0"/>
-          <w14:ligatures w14:val="none"/>
-        </w:rPr>
-        <w:t>Relevance of LLMs and agents in finance</w:t>
-      </w:r>
-    </w:p>
-    <w:p>
-      <w:pPr>
-        <w:numPr>
-          <w:ilvl w:val="1"/>
-          <w:numId w:val="6"/>
-        </w:numPr>
-        <w:spacing w:before="100" w:beforeAutospacing="1" w:after="100" w:afterAutospacing="1" w:line="240" w:lineRule="auto"/>
-        <w:rPr>
-          <w:rFonts w:ascii="Times New Roman" w:eastAsia="Times New Roman" w:hAnsi="Times New Roman" w:cs="Times New Roman"/>
-          <w:color w:val="000000"/>
-          <w:kern w:val="0"/>
-          <w14:ligatures w14:val="none"/>
-        </w:rPr>
-      </w:pPr>
-      <w:r>
-        <w:rPr>
-          <w:rFonts w:ascii="Times New Roman" w:eastAsia="Times New Roman" w:hAnsi="Times New Roman" w:cs="Times New Roman"/>
-          <w:color w:val="000000"/>
-          <w:kern w:val="0"/>
-          <w14:ligatures w14:val="none"/>
-        </w:rPr>
-        <w:t>Why benchmarking is important</w:t>
-      </w:r>
-    </w:p>
-    <w:p>
-      <w:pPr>
-        <w:numPr>
-          <w:ilvl w:val="1"/>
-          <w:numId w:val="6"/>
-        </w:numPr>
-        <w:spacing w:before="100" w:beforeAutospacing="1" w:after="100" w:afterAutospacing="1" w:line="240" w:lineRule="auto"/>
-        <w:rPr>
-          <w:rFonts w:ascii="Times New Roman" w:eastAsia="Times New Roman" w:hAnsi="Times New Roman" w:cs="Times New Roman"/>
-          <w:color w:val="000000"/>
-          <w:kern w:val="0"/>
-          <w14:ligatures w14:val="none"/>
-        </w:rPr>
-      </w:pPr>
-      <w:r>
-        <w:rPr>
-          <w:rFonts w:ascii="Times New Roman" w:eastAsia="Times New Roman" w:hAnsi="Times New Roman" w:cs="Times New Roman"/>
-          <w:color w:val="000000"/>
-          <w:kern w:val="0"/>
-          <w14:ligatures w14:val="none"/>
-        </w:rPr>
-        <w:t>Research question and scope of the paper</w:t>
-      </w:r>
-    </w:p>
-    <w:p>
-      <w:pPr>
+          <w:numId w:val="11"/>
+        </w:numPr>
+        <w:rPr>
+          <w:color w:val="000000"/>
+        </w:rPr>
+      </w:pPr>
+      <w:r>
+        <w:rPr>
+          <w:rStyle w:val="Strong"/>
+          <w:color w:val="000000"/>
+        </w:rPr>
+        <w:t>Guo et al. (2025), “FinEval: A Chinese Financial Domain Knowledge Evaluation Benchmark for Large Language Models”</w:t>
+      </w:r>
+    </w:p>
+    <w:p>
+      <w:pPr>
+        <w:pStyle w:val="NormalWeb"/>
+        <w:ind w:left="720"/>
+        <w:rPr>
+          <w:color w:val="000000"/>
+        </w:rPr>
+      </w:pPr>
+      <w:r>
+        <w:rPr>
+          <w:color w:val="000000"/>
+        </w:rPr>
+        <w:t>This paper is important because it already includes a specific category for financial agents. It is useful for showing that financial benchmarking is starting to move from simple language tasks toward more agent-based evaluation.</w:t>
+      </w:r>
+    </w:p>
+    <w:p>
+      <w:pPr>
+        <w:pStyle w:val="NormalWeb"/>
         <w:numPr>
           <w:ilvl w:val="0"/>
-          <w:numId w:val="6"/>
-        </w:numPr>
-        <w:spacing w:before="100" w:beforeAutospacing="1" w:after="100" w:afterAutospacing="1" w:line="240" w:lineRule="auto"/>
-        <w:rPr>
-          <w:rFonts w:ascii="Times New Roman" w:eastAsia="Times New Roman" w:hAnsi="Times New Roman" w:cs="Times New Roman"/>
-          <w:color w:val="000000"/>
-          <w:kern w:val="0"/>
-          <w14:ligatures w14:val="none"/>
-        </w:rPr>
-      </w:pPr>
-      <w:r>
-        <w:rPr>
-          <w:rFonts w:ascii="Times New Roman" w:eastAsia="Times New Roman" w:hAnsi="Times New Roman" w:cs="Times New Roman"/>
-          <w:b/>
-          <w:bCs/>
-          <w:color w:val="000000"/>
-          <w:kern w:val="0"/>
-          <w14:ligatures w14:val="none"/>
-        </w:rPr>
-        <w:t>Financial LLMs and Financial Agents</w:t>
-      </w:r>
-    </w:p>
-    <w:p>
-      <w:pPr>
-        <w:numPr>
-          <w:ilvl w:val="1"/>
-          <w:numId w:val="6"/>
-        </w:numPr>
-        <w:spacing w:before="100" w:beforeAutospacing="1" w:after="100" w:afterAutospacing="1" w:line="240" w:lineRule="auto"/>
-        <w:rPr>
-          <w:rFonts w:ascii="Times New Roman" w:eastAsia="Times New Roman" w:hAnsi="Times New Roman" w:cs="Times New Roman"/>
-          <w:color w:val="000000"/>
-          <w:kern w:val="0"/>
-          <w14:ligatures w14:val="none"/>
-        </w:rPr>
-      </w:pPr>
-      <w:r>
-        <w:rPr>
-          <w:rFonts w:ascii="Times New Roman" w:eastAsia="Times New Roman" w:hAnsi="Times New Roman" w:cs="Times New Roman"/>
-          <w:color w:val="000000"/>
-          <w:kern w:val="0"/>
-          <w14:ligatures w14:val="none"/>
-        </w:rPr>
-        <w:t>Brief definition of financial LLMs</w:t>
-      </w:r>
-    </w:p>
-    <w:p>
-      <w:pPr>
-        <w:numPr>
-          <w:ilvl w:val="1"/>
-          <w:numId w:val="6"/>
-        </w:numPr>
-        <w:spacing w:before="100" w:beforeAutospacing="1" w:after="100" w:afterAutospacing="1" w:line="240" w:lineRule="auto"/>
-        <w:rPr>
-          <w:rFonts w:ascii="Times New Roman" w:eastAsia="Times New Roman" w:hAnsi="Times New Roman" w:cs="Times New Roman"/>
-          <w:color w:val="000000"/>
-          <w:kern w:val="0"/>
-          <w14:ligatures w14:val="none"/>
-        </w:rPr>
-      </w:pPr>
-      <w:r>
-        <w:rPr>
-          <w:rFonts w:ascii="Times New Roman" w:eastAsia="Times New Roman" w:hAnsi="Times New Roman" w:cs="Times New Roman"/>
-          <w:color w:val="000000"/>
-          <w:kern w:val="0"/>
-          <w14:ligatures w14:val="none"/>
-        </w:rPr>
-        <w:t>What makes an LLM system agentic</w:t>
-      </w:r>
-    </w:p>
-    <w:p>
-      <w:pPr>
-        <w:numPr>
-          <w:ilvl w:val="1"/>
-          <w:numId w:val="6"/>
-        </w:numPr>
-        <w:spacing w:before="100" w:beforeAutospacing="1" w:after="100" w:afterAutospacing="1" w:line="240" w:lineRule="auto"/>
-        <w:rPr>
-          <w:rFonts w:ascii="Times New Roman" w:eastAsia="Times New Roman" w:hAnsi="Times New Roman" w:cs="Times New Roman"/>
-          <w:color w:val="000000"/>
-          <w:kern w:val="0"/>
-          <w14:ligatures w14:val="none"/>
-        </w:rPr>
-      </w:pPr>
-      <w:r>
-        <w:rPr>
-          <w:rFonts w:ascii="Times New Roman" w:eastAsia="Times New Roman" w:hAnsi="Times New Roman" w:cs="Times New Roman"/>
-          <w:color w:val="000000"/>
-          <w:kern w:val="0"/>
-          <w14:ligatures w14:val="none"/>
-        </w:rPr>
-        <w:t>Main capabilities needed in finance, such as reasoning, retrieval, tool use, and decision-making</w:t>
-      </w:r>
-    </w:p>
-    <w:p>
-      <w:pPr>
+          <w:numId w:val="11"/>
+        </w:numPr>
+        <w:rPr>
+          <w:color w:val="000000"/>
+        </w:rPr>
+      </w:pPr>
+      <w:r>
+        <w:rPr>
+          <w:rStyle w:val="Strong"/>
+          <w:color w:val="000000"/>
+        </w:rPr>
+        <w:t>Islam et al. (2023), “FinanceBench: A New Benchmark for Financial Question Answering”</w:t>
+      </w:r>
+    </w:p>
+    <w:p>
+      <w:pPr>
+        <w:pStyle w:val="NormalWeb"/>
+        <w:ind w:left="720"/>
+        <w:rPr>
+          <w:color w:val="000000"/>
+        </w:rPr>
+      </w:pPr>
+      <w:r>
+        <w:rPr>
+          <w:color w:val="000000"/>
+        </w:rPr>
+        <w:t>FinanceBench is useful for the part about information retrieval and reliability. It uses real financial documents and tests whether models can answer questions based on actual company information.</w:t>
+      </w:r>
+    </w:p>
+    <w:p>
+      <w:pPr>
+        <w:pStyle w:val="NormalWeb"/>
         <w:numPr>
           <w:ilvl w:val="0"/>
-          <w:numId w:val="6"/>
-        </w:numPr>
-        <w:spacing w:before="100" w:beforeAutospacing="1" w:after="100" w:afterAutospacing="1" w:line="240" w:lineRule="auto"/>
-        <w:rPr>
-          <w:rFonts w:ascii="Times New Roman" w:eastAsia="Times New Roman" w:hAnsi="Times New Roman" w:cs="Times New Roman"/>
-          <w:color w:val="000000"/>
-          <w:kern w:val="0"/>
-          <w14:ligatures w14:val="none"/>
-        </w:rPr>
-      </w:pPr>
-      <w:r>
-        <w:rPr>
-          <w:rFonts w:ascii="Times New Roman" w:eastAsia="Times New Roman" w:hAnsi="Times New Roman" w:cs="Times New Roman"/>
-          <w:b/>
-          <w:bCs/>
-          <w:color w:val="000000"/>
-          <w:kern w:val="0"/>
-          <w14:ligatures w14:val="none"/>
-        </w:rPr>
-        <w:t>Existing Financial LLM Benchmarks</w:t>
-      </w:r>
-    </w:p>
-    <w:p>
-      <w:pPr>
-        <w:numPr>
-          <w:ilvl w:val="1"/>
-          <w:numId w:val="6"/>
-        </w:numPr>
-        <w:spacing w:before="100" w:beforeAutospacing="1" w:after="100" w:afterAutospacing="1" w:line="240" w:lineRule="auto"/>
-        <w:rPr>
-          <w:rFonts w:ascii="Times New Roman" w:eastAsia="Times New Roman" w:hAnsi="Times New Roman" w:cs="Times New Roman"/>
-          <w:color w:val="000000"/>
-          <w:kern w:val="0"/>
-          <w14:ligatures w14:val="none"/>
-        </w:rPr>
-      </w:pPr>
-      <w:r>
-        <w:rPr>
-          <w:rFonts w:ascii="Times New Roman" w:eastAsia="Times New Roman" w:hAnsi="Times New Roman" w:cs="Times New Roman"/>
-          <w:color w:val="000000"/>
-          <w:kern w:val="0"/>
-          <w14:ligatures w14:val="none"/>
-        </w:rPr>
-        <w:t xml:space="preserve">Overview of key benchmarks such as </w:t>
-      </w:r>
-      <w:proofErr w:type="spellStart"/>
-      <w:r>
-        <w:rPr>
-          <w:rFonts w:ascii="Times New Roman" w:eastAsia="Times New Roman" w:hAnsi="Times New Roman" w:cs="Times New Roman"/>
-          <w:color w:val="000000"/>
-          <w:kern w:val="0"/>
-          <w14:ligatures w14:val="none"/>
-        </w:rPr>
-        <w:t>FinQA</w:t>
-      </w:r>
-      <w:proofErr w:type="spellEnd"/>
-      <w:r>
-        <w:rPr>
-          <w:rFonts w:ascii="Times New Roman" w:eastAsia="Times New Roman" w:hAnsi="Times New Roman" w:cs="Times New Roman"/>
-          <w:color w:val="000000"/>
-          <w:kern w:val="0"/>
-          <w14:ligatures w14:val="none"/>
-        </w:rPr>
-        <w:t xml:space="preserve">, </w:t>
-      </w:r>
-      <w:proofErr w:type="spellStart"/>
-      <w:r>
-        <w:rPr>
-          <w:rFonts w:ascii="Times New Roman" w:eastAsia="Times New Roman" w:hAnsi="Times New Roman" w:cs="Times New Roman"/>
-          <w:color w:val="000000"/>
-          <w:kern w:val="0"/>
-          <w14:ligatures w14:val="none"/>
-        </w:rPr>
-        <w:t>ConvFinQA</w:t>
-      </w:r>
-      <w:proofErr w:type="spellEnd"/>
-      <w:r>
-        <w:rPr>
-          <w:rFonts w:ascii="Times New Roman" w:eastAsia="Times New Roman" w:hAnsi="Times New Roman" w:cs="Times New Roman"/>
-          <w:color w:val="000000"/>
-          <w:kern w:val="0"/>
-          <w14:ligatures w14:val="none"/>
-        </w:rPr>
-        <w:t xml:space="preserve">, FLUE, PIXIU, </w:t>
-      </w:r>
-      <w:proofErr w:type="spellStart"/>
-      <w:r>
-        <w:rPr>
-          <w:rFonts w:ascii="Times New Roman" w:eastAsia="Times New Roman" w:hAnsi="Times New Roman" w:cs="Times New Roman"/>
-          <w:color w:val="000000"/>
-          <w:kern w:val="0"/>
-          <w14:ligatures w14:val="none"/>
-        </w:rPr>
-        <w:t>FinanceBench</w:t>
-      </w:r>
-      <w:proofErr w:type="spellEnd"/>
-      <w:r>
-        <w:rPr>
-          <w:rFonts w:ascii="Times New Roman" w:eastAsia="Times New Roman" w:hAnsi="Times New Roman" w:cs="Times New Roman"/>
-          <w:color w:val="000000"/>
-          <w:kern w:val="0"/>
-          <w14:ligatures w14:val="none"/>
-        </w:rPr>
-        <w:t xml:space="preserve">, </w:t>
-      </w:r>
-      <w:proofErr w:type="spellStart"/>
-      <w:r>
-        <w:rPr>
-          <w:rFonts w:ascii="Times New Roman" w:eastAsia="Times New Roman" w:hAnsi="Times New Roman" w:cs="Times New Roman"/>
-          <w:color w:val="000000"/>
-          <w:kern w:val="0"/>
-          <w14:ligatures w14:val="none"/>
-        </w:rPr>
-        <w:t>FinBen</w:t>
-      </w:r>
-      <w:proofErr w:type="spellEnd"/>
-      <w:r>
-        <w:rPr>
-          <w:rFonts w:ascii="Times New Roman" w:eastAsia="Times New Roman" w:hAnsi="Times New Roman" w:cs="Times New Roman"/>
-          <w:color w:val="000000"/>
-          <w:kern w:val="0"/>
-          <w14:ligatures w14:val="none"/>
-        </w:rPr>
-        <w:t xml:space="preserve">, and </w:t>
-      </w:r>
-      <w:proofErr w:type="spellStart"/>
-      <w:r>
-        <w:rPr>
-          <w:rFonts w:ascii="Times New Roman" w:eastAsia="Times New Roman" w:hAnsi="Times New Roman" w:cs="Times New Roman"/>
-          <w:color w:val="000000"/>
-          <w:kern w:val="0"/>
-          <w14:ligatures w14:val="none"/>
-        </w:rPr>
-        <w:t>FinEval</w:t>
-      </w:r>
-      <w:proofErr w:type="spellEnd"/>
-    </w:p>
-    <w:p>
-      <w:pPr>
-        <w:numPr>
-          <w:ilvl w:val="1"/>
-          <w:numId w:val="6"/>
-        </w:numPr>
-        <w:spacing w:before="100" w:beforeAutospacing="1" w:after="100" w:afterAutospacing="1" w:line="240" w:lineRule="auto"/>
-        <w:rPr>
-          <w:rFonts w:ascii="Times New Roman" w:eastAsia="Times New Roman" w:hAnsi="Times New Roman" w:cs="Times New Roman"/>
-          <w:color w:val="000000"/>
-          <w:kern w:val="0"/>
-          <w14:ligatures w14:val="none"/>
-        </w:rPr>
-      </w:pPr>
-      <w:r>
-        <w:rPr>
-          <w:rFonts w:ascii="Times New Roman" w:eastAsia="Times New Roman" w:hAnsi="Times New Roman" w:cs="Times New Roman"/>
-          <w:color w:val="000000"/>
-          <w:kern w:val="0"/>
-          <w14:ligatures w14:val="none"/>
-        </w:rPr>
-        <w:t>What tasks and capabilities these benchmarks evaluate</w:t>
-      </w:r>
-    </w:p>
-    <w:p>
-      <w:pPr>
-        <w:numPr>
-          <w:ilvl w:val="1"/>
-          <w:numId w:val="6"/>
-        </w:numPr>
-        <w:spacing w:before="100" w:beforeAutospacing="1" w:after="100" w:afterAutospacing="1" w:line="240" w:lineRule="auto"/>
-        <w:rPr>
-          <w:rFonts w:ascii="Times New Roman" w:eastAsia="Times New Roman" w:hAnsi="Times New Roman" w:cs="Times New Roman"/>
-          <w:color w:val="000000"/>
-          <w:kern w:val="0"/>
-          <w14:ligatures w14:val="none"/>
-        </w:rPr>
-      </w:pPr>
-      <w:r>
-        <w:rPr>
-          <w:rFonts w:ascii="Times New Roman" w:eastAsia="Times New Roman" w:hAnsi="Times New Roman" w:cs="Times New Roman"/>
-          <w:color w:val="000000"/>
-          <w:kern w:val="0"/>
-          <w14:ligatures w14:val="none"/>
-        </w:rPr>
-        <w:t>Prof remarks: </w:t>
-      </w:r>
-      <w:r>
-        <w:rPr>
-          <w:rFonts w:ascii="Times New Roman" w:eastAsia="Times New Roman" w:hAnsi="Times New Roman" w:cs="Times New Roman"/>
-          <w:b/>
-          <w:bCs/>
-          <w:color w:val="000000"/>
-          <w:kern w:val="0"/>
-          <w14:ligatures w14:val="none"/>
-        </w:rPr>
-        <w:t>conceptualize the different benchmark and compare in overview table + text with key differences</w:t>
-      </w:r>
-    </w:p>
-    <w:p>
-      <w:pPr>
+          <w:numId w:val="11"/>
+        </w:numPr>
+        <w:rPr>
+          <w:color w:val="000000"/>
+        </w:rPr>
+      </w:pPr>
+      <w:r>
+        <w:rPr>
+          <w:rStyle w:val="Strong"/>
+          <w:color w:val="000000"/>
+        </w:rPr>
+        <w:t>Xie et al. (2023), “PIXIU: A Comprehensive Benchmark, Instruction Dataset and Large Language Model for Finance”</w:t>
+      </w:r>
+    </w:p>
+    <w:p>
+      <w:pPr>
+        <w:pStyle w:val="NormalWeb"/>
+        <w:ind w:left="720"/>
+        <w:rPr>
+          <w:color w:val="000000"/>
+        </w:rPr>
+      </w:pPr>
+      <w:r>
+        <w:rPr>
+          <w:color w:val="000000"/>
+        </w:rPr>
+        <w:t>PIXIU is important because it is one of the broader financial LLM benchmarks. It helps show how benchmarking moved from single tasks to a larger set of financial tasks.</w:t>
+      </w:r>
+    </w:p>
+    <w:p>
+      <w:pPr>
+        <w:pStyle w:val="NormalWeb"/>
         <w:numPr>
           <w:ilvl w:val="0"/>
-          <w:numId w:val="6"/>
-        </w:numPr>
-        <w:spacing w:before="100" w:beforeAutospacing="1" w:after="100" w:afterAutospacing="1" w:line="240" w:lineRule="auto"/>
-        <w:rPr>
-          <w:rFonts w:ascii="Times New Roman" w:eastAsia="Times New Roman" w:hAnsi="Times New Roman" w:cs="Times New Roman"/>
-          <w:color w:val="000000"/>
-          <w:kern w:val="0"/>
-          <w14:ligatures w14:val="none"/>
-        </w:rPr>
-      </w:pPr>
-      <w:r>
-        <w:rPr>
-          <w:rFonts w:ascii="Times New Roman" w:eastAsia="Times New Roman" w:hAnsi="Times New Roman" w:cs="Times New Roman"/>
-          <w:b/>
-          <w:bCs/>
-          <w:color w:val="000000"/>
-          <w:kern w:val="0"/>
-          <w14:ligatures w14:val="none"/>
-        </w:rPr>
-        <w:t>Comparison of Current Benchmarking Approaches</w:t>
-      </w:r>
-    </w:p>
-    <w:p>
-      <w:pPr>
+          <w:numId w:val="11"/>
+        </w:numPr>
+        <w:rPr>
+          <w:color w:val="000000"/>
+        </w:rPr>
+      </w:pPr>
+      <w:r>
+        <w:rPr>
+          <w:rStyle w:val="Strong"/>
+          <w:color w:val="000000"/>
+        </w:rPr>
+        <w:t>Chen et al. (2021), “FinQA: A Dataset of Numerical Reasoning over Financial Data”</w:t>
+      </w:r>
+    </w:p>
+    <w:p>
+      <w:pPr>
+        <w:pStyle w:val="NormalWeb"/>
+        <w:ind w:left="720"/>
+        <w:rPr>
+          <w:color w:val="000000"/>
+        </w:rPr>
+      </w:pPr>
+      <w:r>
+        <w:rPr>
+          <w:color w:val="000000"/>
+        </w:rPr>
+        <w:lastRenderedPageBreak/>
+        <w:t xml:space="preserve">FinQA is important because it focuses on numerical reasoning with financial reports. It is a good example of an earlier benchmark that tests whether models can </w:t>
+      </w:r>
+      <w:proofErr w:type="gramStart"/>
+      <w:r>
+        <w:rPr>
+          <w:color w:val="000000"/>
+        </w:rPr>
+        <w:t>actually perform</w:t>
+      </w:r>
+      <w:proofErr w:type="gramEnd"/>
+      <w:r>
+        <w:rPr>
+          <w:color w:val="000000"/>
+        </w:rPr>
+        <w:t xml:space="preserve"> financial calculations and not only understand text.</w:t>
+      </w:r>
+    </w:p>
+    <w:p>
+      <w:pPr>
+        <w:pStyle w:val="NormalWeb"/>
         <w:numPr>
           <w:ilvl w:val="0"/>
-          <w:numId w:val="7"/>
-        </w:numPr>
-        <w:spacing w:before="100" w:beforeAutospacing="1" w:after="100" w:afterAutospacing="1" w:line="240" w:lineRule="auto"/>
-        <w:rPr>
-          <w:rFonts w:ascii="Times New Roman" w:eastAsia="Times New Roman" w:hAnsi="Times New Roman" w:cs="Times New Roman"/>
-          <w:color w:val="000000"/>
-          <w:kern w:val="0"/>
-          <w14:ligatures w14:val="none"/>
-        </w:rPr>
-      </w:pPr>
-      <w:r>
-        <w:rPr>
-          <w:rFonts w:ascii="Times New Roman" w:eastAsia="Times New Roman" w:hAnsi="Times New Roman" w:cs="Times New Roman"/>
-          <w:color w:val="000000"/>
-          <w:kern w:val="0"/>
-          <w14:ligatures w14:val="none"/>
-        </w:rPr>
-        <w:t>Financial knowledge and language understanding</w:t>
-      </w:r>
-    </w:p>
-    <w:p>
-      <w:pPr>
+          <w:numId w:val="11"/>
+        </w:numPr>
+        <w:rPr>
+          <w:color w:val="000000"/>
+        </w:rPr>
+      </w:pPr>
+      <w:r>
+        <w:rPr>
+          <w:rStyle w:val="Strong"/>
+          <w:color w:val="000000"/>
+        </w:rPr>
+        <w:t>Chen et al. (2022), “ConvFinQA: Exploring the Chain of Numerical Reasoning in Conversational Finance Question Answering”</w:t>
+      </w:r>
+    </w:p>
+    <w:p>
+      <w:pPr>
+        <w:pStyle w:val="NormalWeb"/>
+        <w:ind w:left="720"/>
+        <w:rPr>
+          <w:color w:val="000000"/>
+        </w:rPr>
+      </w:pPr>
+      <w:r>
+        <w:rPr>
+          <w:color w:val="000000"/>
+        </w:rPr>
+        <w:t>This paper builds on FinQA and adds conversational and multi-step reasoning. It is useful because this type of interaction is already closer to how an agent would work.</w:t>
+      </w:r>
+    </w:p>
+    <w:p>
+      <w:pPr>
+        <w:pStyle w:val="NormalWeb"/>
         <w:numPr>
           <w:ilvl w:val="0"/>
-          <w:numId w:val="7"/>
-        </w:numPr>
-        <w:spacing w:before="100" w:beforeAutospacing="1" w:after="100" w:afterAutospacing="1" w:line="240" w:lineRule="auto"/>
-        <w:rPr>
-          <w:rFonts w:ascii="Times New Roman" w:eastAsia="Times New Roman" w:hAnsi="Times New Roman" w:cs="Times New Roman"/>
-          <w:color w:val="000000"/>
-          <w:kern w:val="0"/>
-          <w14:ligatures w14:val="none"/>
-        </w:rPr>
-      </w:pPr>
-      <w:r>
-        <w:rPr>
-          <w:rFonts w:ascii="Times New Roman" w:eastAsia="Times New Roman" w:hAnsi="Times New Roman" w:cs="Times New Roman"/>
-          <w:color w:val="000000"/>
-          <w:kern w:val="0"/>
-          <w14:ligatures w14:val="none"/>
-        </w:rPr>
-        <w:t>Numerical reasoning</w:t>
-      </w:r>
-    </w:p>
-    <w:p>
-      <w:pPr>
+          <w:numId w:val="11"/>
+        </w:numPr>
+        <w:rPr>
+          <w:color w:val="000000"/>
+        </w:rPr>
+      </w:pPr>
+      <w:r>
+        <w:rPr>
+          <w:rStyle w:val="Strong"/>
+          <w:color w:val="000000"/>
+        </w:rPr>
+        <w:t>Shah et al. (2022), “When FLUE Meets FLANG: Benchmarks and Large Pretrained Language Model for Financial Domain”</w:t>
+      </w:r>
+    </w:p>
+    <w:p>
+      <w:pPr>
+        <w:pStyle w:val="NormalWeb"/>
+        <w:ind w:left="720"/>
+        <w:rPr>
+          <w:color w:val="000000"/>
+        </w:rPr>
+      </w:pPr>
+      <w:r>
+        <w:rPr>
+          <w:color w:val="000000"/>
+        </w:rPr>
+        <w:t>This paper introduces FLUE and is useful for showing the earlier stage of financial NLP benchmarking. It covers more traditional tasks such as sentiment analysis, classification, and question answering.</w:t>
+      </w:r>
+    </w:p>
+    <w:p>
+      <w:pPr>
+        <w:pStyle w:val="NormalWeb"/>
         <w:numPr>
           <w:ilvl w:val="0"/>
-          <w:numId w:val="7"/>
-        </w:numPr>
-        <w:spacing w:before="100" w:beforeAutospacing="1" w:after="100" w:afterAutospacing="1" w:line="240" w:lineRule="auto"/>
-        <w:rPr>
-          <w:rFonts w:ascii="Times New Roman" w:eastAsia="Times New Roman" w:hAnsi="Times New Roman" w:cs="Times New Roman"/>
-          <w:color w:val="000000"/>
-          <w:kern w:val="0"/>
-          <w14:ligatures w14:val="none"/>
-        </w:rPr>
-      </w:pPr>
-      <w:r>
-        <w:rPr>
-          <w:rFonts w:ascii="Times New Roman" w:eastAsia="Times New Roman" w:hAnsi="Times New Roman" w:cs="Times New Roman"/>
-          <w:color w:val="000000"/>
-          <w:kern w:val="0"/>
-          <w14:ligatures w14:val="none"/>
+          <w:numId w:val="11"/>
+        </w:numPr>
+        <w:rPr>
+          <w:color w:val="000000"/>
+        </w:rPr>
+      </w:pPr>
+      <w:r>
+        <w:rPr>
+          <w:rStyle w:val="Strong"/>
+          <w:color w:val="000000"/>
+        </w:rPr>
+        <w:t>Liu et al. (2024), “AgentBench: Evaluating LLMs as Agents”</w:t>
+      </w:r>
+    </w:p>
+    <w:p>
+      <w:pPr>
+        <w:pStyle w:val="NormalWeb"/>
+        <w:ind w:left="720"/>
+        <w:rPr>
+          <w:color w:val="000000"/>
+        </w:rPr>
+      </w:pPr>
+      <w:r>
+        <w:rPr>
+          <w:color w:val="000000"/>
+        </w:rPr>
+        <w:t xml:space="preserve">This one is not specifically about finance, but it is useful for explaining what an agent benchmark should </w:t>
+      </w:r>
+      <w:proofErr w:type="gramStart"/>
+      <w:r>
+        <w:rPr>
+          <w:color w:val="000000"/>
+        </w:rPr>
+        <w:t>actually evaluate</w:t>
+      </w:r>
+      <w:proofErr w:type="gramEnd"/>
+      <w:r>
+        <w:rPr>
+          <w:color w:val="000000"/>
+        </w:rPr>
+        <w:t>. It focuses more on interaction, reasoning, and decision-making.</w:t>
+      </w:r>
+    </w:p>
+    <w:p>
+      <w:pPr>
+        <w:pStyle w:val="NormalWeb"/>
+        <w:numPr>
+          <w:ilvl w:val="0"/>
+          <w:numId w:val="11"/>
+        </w:numPr>
+        <w:rPr>
+          <w:color w:val="000000"/>
+        </w:rPr>
+      </w:pPr>
+      <w:r>
+        <w:rPr>
+          <w:rStyle w:val="Strong"/>
+          <w:color w:val="000000"/>
+        </w:rPr>
+        <w:t>Mialon et al. (2024), “GAIA: A Benchmark for General AI Assistants”</w:t>
+      </w:r>
+    </w:p>
+    <w:p>
+      <w:pPr>
+        <w:pStyle w:val="NormalWeb"/>
+        <w:ind w:left="720"/>
+        <w:rPr>
+          <w:color w:val="000000"/>
+        </w:rPr>
+      </w:pPr>
+      <w:r>
+        <w:rPr>
+          <w:color w:val="000000"/>
+        </w:rPr>
+        <w:t>GAIA is also not finance-specific, but it is useful for the tool-use and agent part of the paper. It shows how agents can be evaluated on tasks that require several steps, external information, and tools.</w:t>
+      </w:r>
+    </w:p>
+    <w:p>
+      <w:pPr>
+        <w:pStyle w:val="NormalWeb"/>
+        <w:numPr>
+          <w:ilvl w:val="0"/>
+          <w:numId w:val="11"/>
+        </w:numPr>
+        <w:rPr>
+          <w:color w:val="000000"/>
+        </w:rPr>
+      </w:pPr>
+      <w:r>
+        <w:rPr>
+          <w:rStyle w:val="Strong"/>
+          <w:color w:val="000000"/>
+        </w:rPr>
+        <w:t>Yang et al. (2024), “FinRobot: An Open-Source AI Agent Platform for Financial Applications using Large Language Models”</w:t>
+      </w:r>
+    </w:p>
+    <w:p>
+      <w:pPr>
+        <w:pStyle w:val="NormalWeb"/>
+        <w:ind w:left="720"/>
+        <w:rPr>
+          <w:color w:val="000000"/>
+        </w:rPr>
+      </w:pPr>
+      <w:r>
+        <w:rPr>
+          <w:color w:val="000000"/>
+        </w:rPr>
+        <w:t>FinRobot is more about financial agents themselves than benchmarking. I would use it mainly to explain what a financial LLM agent can do and why these systems need more complex benchmarks than normal financial QA systems.</w:t>
+      </w:r>
+    </w:p>
+    <w:p>
+      <w:pPr>
+        <w:pStyle w:val="NormalWeb"/>
+        <w:rPr>
+          <w:color w:val="000000"/>
+        </w:rPr>
+      </w:pPr>
+      <w:r>
+        <w:rPr>
+          <w:color w:val="000000"/>
+        </w:rPr>
+        <w:t>For the main part of the paper, I would probably focus mostly on </w:t>
+      </w:r>
+      <w:r>
+        <w:rPr>
+          <w:rStyle w:val="Strong"/>
+          <w:color w:val="000000"/>
+        </w:rPr>
+        <w:t>FinBen, FinEval, FinanceBench, PIXIU, FinQA, AgentBench, and FinRobot</w:t>
+      </w:r>
+      <w:r>
+        <w:rPr>
+          <w:color w:val="000000"/>
+        </w:rPr>
+        <w:t>. The other papers can be used more as supporting references.</w:t>
+      </w:r>
+    </w:p>
+    <w:p>
+      <w:pPr>
+        <w:pStyle w:val="NormalWeb"/>
+        <w:rPr>
+          <w:color w:val="000000"/>
+        </w:rPr>
+      </w:pPr>
+      <w:r>
+        <w:rPr>
+          <w:color w:val="000000"/>
+        </w:rPr>
+        <w:t>A possible way to structure the literature would be:</w:t>
+      </w:r>
+    </w:p>
+    <w:p>
+      <w:pPr>
+        <w:pStyle w:val="NormalWeb"/>
+        <w:rPr>
+          <w:color w:val="000000"/>
+        </w:rPr>
+      </w:pPr>
+      <w:r>
+        <w:rPr>
+          <w:rStyle w:val="Strong"/>
+          <w:color w:val="000000"/>
+        </w:rPr>
+        <w:t>FinQA / FLUE → ConvFinQA → PIXIU → FinanceBench → FinBen / FinEval</w:t>
+      </w:r>
+    </w:p>
+    <w:p>
+      <w:pPr>
+        <w:pStyle w:val="NormalWeb"/>
+        <w:rPr>
+          <w:color w:val="000000"/>
+        </w:rPr>
+      </w:pPr>
+      <w:r>
+        <w:rPr>
+          <w:color w:val="000000"/>
         </w:rPr>
         <w:lastRenderedPageBreak/>
-        <w:t>Information retrieval and evidence grounding</w:t>
-      </w:r>
-    </w:p>
-    <w:p>
-      <w:pPr>
-        <w:numPr>
-          <w:ilvl w:val="0"/>
-          <w:numId w:val="7"/>
-        </w:numPr>
-        <w:spacing w:before="100" w:beforeAutospacing="1" w:after="100" w:afterAutospacing="1" w:line="240" w:lineRule="auto"/>
-        <w:rPr>
-          <w:rFonts w:ascii="Times New Roman" w:eastAsia="Times New Roman" w:hAnsi="Times New Roman" w:cs="Times New Roman"/>
-          <w:color w:val="000000"/>
-          <w:kern w:val="0"/>
-          <w14:ligatures w14:val="none"/>
-        </w:rPr>
-      </w:pPr>
-      <w:r>
-        <w:rPr>
-          <w:rFonts w:ascii="Times New Roman" w:eastAsia="Times New Roman" w:hAnsi="Times New Roman" w:cs="Times New Roman"/>
-          <w:color w:val="000000"/>
-          <w:kern w:val="0"/>
-          <w14:ligatures w14:val="none"/>
-        </w:rPr>
-        <w:t>Decision-making and agentic capabilities</w:t>
-      </w:r>
-    </w:p>
-    <w:p>
-      <w:pPr>
-        <w:numPr>
-          <w:ilvl w:val="0"/>
-          <w:numId w:val="7"/>
-        </w:numPr>
-        <w:spacing w:before="100" w:beforeAutospacing="1" w:after="100" w:afterAutospacing="1" w:line="240" w:lineRule="auto"/>
-        <w:rPr>
-          <w:rFonts w:ascii="Times New Roman" w:eastAsia="Times New Roman" w:hAnsi="Times New Roman" w:cs="Times New Roman"/>
-          <w:color w:val="000000"/>
-          <w:kern w:val="0"/>
-          <w14:ligatures w14:val="none"/>
-        </w:rPr>
-      </w:pPr>
-      <w:r>
-        <w:rPr>
-          <w:rFonts w:ascii="Times New Roman" w:eastAsia="Times New Roman" w:hAnsi="Times New Roman" w:cs="Times New Roman"/>
-          <w:color w:val="000000"/>
-          <w:kern w:val="0"/>
-          <w14:ligatures w14:val="none"/>
-        </w:rPr>
-        <w:t xml:space="preserve">Abby comment: </w:t>
-      </w:r>
-      <w:proofErr w:type="spellStart"/>
-      <w:r>
-        <w:rPr>
-          <w:rFonts w:ascii="Times New Roman" w:eastAsia="Times New Roman" w:hAnsi="Times New Roman" w:cs="Times New Roman"/>
-          <w:color w:val="000000"/>
-          <w:kern w:val="0"/>
-          <w14:ligatures w14:val="none"/>
-        </w:rPr>
-        <w:t>FinToolBench</w:t>
-      </w:r>
-      <w:proofErr w:type="spellEnd"/>
-      <w:r>
-        <w:rPr>
-          <w:rFonts w:ascii="Times New Roman" w:eastAsia="Times New Roman" w:hAnsi="Times New Roman" w:cs="Times New Roman"/>
-          <w:color w:val="000000"/>
-          <w:kern w:val="0"/>
-          <w14:ligatures w14:val="none"/>
-        </w:rPr>
-        <w:t xml:space="preserve"> - look at most recent Financial Benchmarking Financial LLM Agents besides </w:t>
-      </w:r>
-      <w:proofErr w:type="spellStart"/>
-      <w:r>
-        <w:rPr>
-          <w:rFonts w:ascii="Times New Roman" w:eastAsia="Times New Roman" w:hAnsi="Times New Roman" w:cs="Times New Roman"/>
-          <w:color w:val="000000"/>
-          <w:kern w:val="0"/>
-          <w14:ligatures w14:val="none"/>
-        </w:rPr>
-        <w:t>FinBen</w:t>
-      </w:r>
-      <w:proofErr w:type="spellEnd"/>
-    </w:p>
-    <w:p>
-      <w:pPr>
-        <w:numPr>
-          <w:ilvl w:val="0"/>
-          <w:numId w:val="8"/>
-        </w:numPr>
-        <w:spacing w:before="100" w:beforeAutospacing="1" w:after="100" w:afterAutospacing="1" w:line="240" w:lineRule="auto"/>
-        <w:rPr>
-          <w:rFonts w:ascii="Times New Roman" w:eastAsia="Times New Roman" w:hAnsi="Times New Roman" w:cs="Times New Roman"/>
-          <w:color w:val="000000"/>
-          <w:kern w:val="0"/>
-          <w14:ligatures w14:val="none"/>
-        </w:rPr>
-      </w:pPr>
-      <w:r>
-        <w:rPr>
-          <w:rFonts w:ascii="Times New Roman" w:eastAsia="Times New Roman" w:hAnsi="Times New Roman" w:cs="Times New Roman"/>
-          <w:b/>
-          <w:bCs/>
-          <w:color w:val="000000"/>
-          <w:kern w:val="0"/>
-          <w14:ligatures w14:val="none"/>
-        </w:rPr>
-        <w:t>Limitations of Current Benchmarks</w:t>
-      </w:r>
-    </w:p>
-    <w:p>
-      <w:pPr>
-        <w:numPr>
-          <w:ilvl w:val="1"/>
-          <w:numId w:val="8"/>
-        </w:numPr>
-        <w:spacing w:before="100" w:beforeAutospacing="1" w:after="100" w:afterAutospacing="1" w:line="240" w:lineRule="auto"/>
-        <w:rPr>
-          <w:rFonts w:ascii="Times New Roman" w:eastAsia="Times New Roman" w:hAnsi="Times New Roman" w:cs="Times New Roman"/>
-          <w:color w:val="000000"/>
-          <w:kern w:val="0"/>
-          <w14:ligatures w14:val="none"/>
-        </w:rPr>
-      </w:pPr>
-      <w:r>
-        <w:rPr>
-          <w:rFonts w:ascii="Times New Roman" w:eastAsia="Times New Roman" w:hAnsi="Times New Roman" w:cs="Times New Roman"/>
-          <w:color w:val="000000"/>
-          <w:kern w:val="0"/>
-          <w14:ligatures w14:val="none"/>
-        </w:rPr>
-        <w:t>Mostly static datasets</w:t>
-      </w:r>
-    </w:p>
-    <w:p>
-      <w:pPr>
-        <w:numPr>
-          <w:ilvl w:val="1"/>
-          <w:numId w:val="8"/>
-        </w:numPr>
-        <w:spacing w:before="100" w:beforeAutospacing="1" w:after="100" w:afterAutospacing="1" w:line="240" w:lineRule="auto"/>
-        <w:rPr>
-          <w:rFonts w:ascii="Times New Roman" w:eastAsia="Times New Roman" w:hAnsi="Times New Roman" w:cs="Times New Roman"/>
-          <w:color w:val="000000"/>
-          <w:kern w:val="0"/>
-          <w14:ligatures w14:val="none"/>
-        </w:rPr>
-      </w:pPr>
-      <w:r>
-        <w:rPr>
-          <w:rFonts w:ascii="Times New Roman" w:eastAsia="Times New Roman" w:hAnsi="Times New Roman" w:cs="Times New Roman"/>
-          <w:color w:val="000000"/>
-          <w:kern w:val="0"/>
-          <w14:ligatures w14:val="none"/>
-        </w:rPr>
-        <w:t>Limited evaluation of tool use and multi-step agent behavior</w:t>
-      </w:r>
-    </w:p>
-    <w:p>
-      <w:pPr>
-        <w:numPr>
-          <w:ilvl w:val="1"/>
-          <w:numId w:val="8"/>
-        </w:numPr>
-        <w:spacing w:before="100" w:beforeAutospacing="1" w:after="100" w:afterAutospacing="1" w:line="240" w:lineRule="auto"/>
-        <w:rPr>
-          <w:rFonts w:ascii="Times New Roman" w:eastAsia="Times New Roman" w:hAnsi="Times New Roman" w:cs="Times New Roman"/>
-          <w:color w:val="000000"/>
-          <w:kern w:val="0"/>
-          <w14:ligatures w14:val="none"/>
-        </w:rPr>
-      </w:pPr>
-      <w:r>
-        <w:rPr>
-          <w:rFonts w:ascii="Times New Roman" w:eastAsia="Times New Roman" w:hAnsi="Times New Roman" w:cs="Times New Roman"/>
-          <w:color w:val="000000"/>
-          <w:kern w:val="0"/>
-          <w14:ligatures w14:val="none"/>
-        </w:rPr>
-        <w:t>Problems with realism, data leakage, and reliability</w:t>
-      </w:r>
-    </w:p>
-    <w:p>
-      <w:pPr>
-        <w:numPr>
-          <w:ilvl w:val="1"/>
-          <w:numId w:val="8"/>
-        </w:numPr>
-        <w:spacing w:before="100" w:beforeAutospacing="1" w:after="100" w:afterAutospacing="1" w:line="240" w:lineRule="auto"/>
-        <w:rPr>
-          <w:rFonts w:ascii="Times New Roman" w:eastAsia="Times New Roman" w:hAnsi="Times New Roman" w:cs="Times New Roman"/>
-          <w:color w:val="000000"/>
-          <w:kern w:val="0"/>
-          <w14:ligatures w14:val="none"/>
-        </w:rPr>
-      </w:pPr>
-      <w:r>
-        <w:rPr>
-          <w:rFonts w:ascii="Times New Roman" w:eastAsia="Times New Roman" w:hAnsi="Times New Roman" w:cs="Times New Roman"/>
-          <w:color w:val="000000"/>
-          <w:kern w:val="0"/>
-          <w14:ligatures w14:val="none"/>
-        </w:rPr>
-        <w:t>Difficulty of evaluating dynamic financial environments</w:t>
-      </w:r>
-    </w:p>
-    <w:p>
-      <w:pPr>
-        <w:numPr>
-          <w:ilvl w:val="1"/>
-          <w:numId w:val="8"/>
-        </w:numPr>
-        <w:spacing w:before="100" w:beforeAutospacing="1" w:after="100" w:afterAutospacing="1" w:line="240" w:lineRule="auto"/>
-        <w:rPr>
-          <w:rFonts w:ascii="Times New Roman" w:eastAsia="Times New Roman" w:hAnsi="Times New Roman" w:cs="Times New Roman"/>
-          <w:color w:val="000000"/>
-          <w:kern w:val="0"/>
-          <w14:ligatures w14:val="none"/>
-        </w:rPr>
-      </w:pPr>
-      <w:r>
-        <w:rPr>
-          <w:rFonts w:ascii="Times New Roman" w:eastAsia="Times New Roman" w:hAnsi="Times New Roman" w:cs="Times New Roman"/>
-          <w:b/>
-          <w:bCs/>
-          <w:color w:val="000000"/>
-          <w:kern w:val="0"/>
-          <w14:ligatures w14:val="none"/>
-        </w:rPr>
-        <w:t xml:space="preserve">Pro remarks: what’s happening </w:t>
-      </w:r>
-      <w:proofErr w:type="gramStart"/>
-      <w:r>
-        <w:rPr>
-          <w:rFonts w:ascii="Times New Roman" w:eastAsia="Times New Roman" w:hAnsi="Times New Roman" w:cs="Times New Roman"/>
-          <w:b/>
-          <w:bCs/>
-          <w:color w:val="000000"/>
-          <w:kern w:val="0"/>
-          <w14:ligatures w14:val="none"/>
-        </w:rPr>
-        <w:t>at the moment</w:t>
-      </w:r>
-      <w:proofErr w:type="gramEnd"/>
-      <w:r>
-        <w:rPr>
-          <w:rFonts w:ascii="Times New Roman" w:eastAsia="Times New Roman" w:hAnsi="Times New Roman" w:cs="Times New Roman"/>
-          <w:b/>
-          <w:bCs/>
-          <w:color w:val="000000"/>
-          <w:kern w:val="0"/>
-          <w14:ligatures w14:val="none"/>
-        </w:rPr>
-        <w:t xml:space="preserve"> and challenges. Focus on the most recent research on the topic.</w:t>
-      </w:r>
-    </w:p>
-    <w:p>
-      <w:pPr>
-        <w:numPr>
-          <w:ilvl w:val="0"/>
-          <w:numId w:val="8"/>
-        </w:numPr>
-        <w:spacing w:before="100" w:beforeAutospacing="1" w:after="100" w:afterAutospacing="1" w:line="240" w:lineRule="auto"/>
-        <w:rPr>
-          <w:rFonts w:ascii="Times New Roman" w:eastAsia="Times New Roman" w:hAnsi="Times New Roman" w:cs="Times New Roman"/>
-          <w:color w:val="000000"/>
-          <w:kern w:val="0"/>
-          <w14:ligatures w14:val="none"/>
-        </w:rPr>
-      </w:pPr>
-      <w:r>
-        <w:rPr>
-          <w:rFonts w:ascii="Times New Roman" w:eastAsia="Times New Roman" w:hAnsi="Times New Roman" w:cs="Times New Roman"/>
-          <w:b/>
-          <w:bCs/>
-          <w:color w:val="000000"/>
-          <w:kern w:val="0"/>
-          <w14:ligatures w14:val="none"/>
-        </w:rPr>
-        <w:t>Empirical results</w:t>
-      </w:r>
-    </w:p>
-    <w:p>
-      <w:pPr>
-        <w:numPr>
-          <w:ilvl w:val="0"/>
-          <w:numId w:val="9"/>
-        </w:numPr>
-        <w:spacing w:before="100" w:beforeAutospacing="1" w:after="100" w:afterAutospacing="1" w:line="240" w:lineRule="auto"/>
-        <w:rPr>
-          <w:rFonts w:ascii="Times New Roman" w:eastAsia="Times New Roman" w:hAnsi="Times New Roman" w:cs="Times New Roman"/>
-          <w:color w:val="000000"/>
-          <w:kern w:val="0"/>
-          <w14:ligatures w14:val="none"/>
-        </w:rPr>
-      </w:pPr>
-      <w:r>
-        <w:rPr>
-          <w:rFonts w:ascii="Times New Roman" w:eastAsia="Times New Roman" w:hAnsi="Times New Roman" w:cs="Times New Roman"/>
-          <w:b/>
-          <w:bCs/>
-          <w:color w:val="000000"/>
-          <w:kern w:val="0"/>
-          <w14:ligatures w14:val="none"/>
-        </w:rPr>
-        <w:t xml:space="preserve">Apply the existing </w:t>
-      </w:r>
-      <w:proofErr w:type="spellStart"/>
-      <w:r>
-        <w:rPr>
-          <w:rFonts w:ascii="Times New Roman" w:eastAsia="Times New Roman" w:hAnsi="Times New Roman" w:cs="Times New Roman"/>
-          <w:b/>
-          <w:bCs/>
-          <w:color w:val="000000"/>
-          <w:kern w:val="0"/>
-          <w14:ligatures w14:val="none"/>
-        </w:rPr>
-        <w:t>FinBen</w:t>
-      </w:r>
-      <w:proofErr w:type="spellEnd"/>
-      <w:r>
-        <w:rPr>
-          <w:rFonts w:ascii="Times New Roman" w:eastAsia="Times New Roman" w:hAnsi="Times New Roman" w:cs="Times New Roman"/>
-          <w:b/>
-          <w:bCs/>
-          <w:color w:val="000000"/>
-          <w:kern w:val="0"/>
-          <w14:ligatures w14:val="none"/>
-        </w:rPr>
-        <w:t xml:space="preserve"> (or other more relevant?) benchmark to recent LLMs</w:t>
-      </w:r>
-    </w:p>
-    <w:p>
-      <w:pPr>
-        <w:numPr>
-          <w:ilvl w:val="0"/>
-          <w:numId w:val="9"/>
-        </w:numPr>
-        <w:spacing w:before="100" w:beforeAutospacing="1" w:after="100" w:afterAutospacing="1" w:line="240" w:lineRule="auto"/>
-        <w:rPr>
-          <w:rFonts w:ascii="Times New Roman" w:eastAsia="Times New Roman" w:hAnsi="Times New Roman" w:cs="Times New Roman"/>
-          <w:color w:val="000000"/>
-          <w:kern w:val="0"/>
-          <w14:ligatures w14:val="none"/>
-        </w:rPr>
-      </w:pPr>
-      <w:r>
-        <w:rPr>
-          <w:rFonts w:ascii="Times New Roman" w:eastAsia="Times New Roman" w:hAnsi="Times New Roman" w:cs="Times New Roman"/>
-          <w:color w:val="000000"/>
-          <w:kern w:val="0"/>
-          <w14:ligatures w14:val="none"/>
-        </w:rPr>
-        <w:t>Brief description of the selected recent LLMs</w:t>
-      </w:r>
-    </w:p>
-    <w:p>
-      <w:pPr>
-        <w:numPr>
-          <w:ilvl w:val="0"/>
-          <w:numId w:val="9"/>
-        </w:numPr>
-        <w:spacing w:before="100" w:beforeAutospacing="1" w:after="100" w:afterAutospacing="1" w:line="240" w:lineRule="auto"/>
-        <w:rPr>
-          <w:rFonts w:ascii="Times New Roman" w:eastAsia="Times New Roman" w:hAnsi="Times New Roman" w:cs="Times New Roman"/>
-          <w:color w:val="000000"/>
-          <w:kern w:val="0"/>
-          <w14:ligatures w14:val="none"/>
-        </w:rPr>
-      </w:pPr>
-      <w:r>
-        <w:rPr>
-          <w:rFonts w:ascii="Times New Roman" w:eastAsia="Times New Roman" w:hAnsi="Times New Roman" w:cs="Times New Roman"/>
-          <w:color w:val="000000"/>
-          <w:kern w:val="0"/>
-          <w14:ligatures w14:val="none"/>
-        </w:rPr>
-        <w:t>Experimental setup and prompting</w:t>
-      </w:r>
-    </w:p>
-    <w:p>
-      <w:pPr>
-        <w:numPr>
-          <w:ilvl w:val="0"/>
-          <w:numId w:val="9"/>
-        </w:numPr>
-        <w:spacing w:before="100" w:beforeAutospacing="1" w:after="100" w:afterAutospacing="1" w:line="240" w:lineRule="auto"/>
-        <w:rPr>
-          <w:rFonts w:ascii="Times New Roman" w:eastAsia="Times New Roman" w:hAnsi="Times New Roman" w:cs="Times New Roman"/>
-          <w:color w:val="000000"/>
-          <w:kern w:val="0"/>
-          <w14:ligatures w14:val="none"/>
-        </w:rPr>
-      </w:pPr>
-      <w:r>
-        <w:rPr>
-          <w:rFonts w:ascii="Times New Roman" w:eastAsia="Times New Roman" w:hAnsi="Times New Roman" w:cs="Times New Roman"/>
-          <w:color w:val="000000"/>
-          <w:kern w:val="0"/>
-          <w14:ligatures w14:val="none"/>
-        </w:rPr>
-        <w:t xml:space="preserve">Evaluate the recent models on selected </w:t>
-      </w:r>
-      <w:proofErr w:type="spellStart"/>
-      <w:r>
-        <w:rPr>
-          <w:rFonts w:ascii="Times New Roman" w:eastAsia="Times New Roman" w:hAnsi="Times New Roman" w:cs="Times New Roman"/>
-          <w:color w:val="000000"/>
-          <w:kern w:val="0"/>
-          <w14:ligatures w14:val="none"/>
-        </w:rPr>
-        <w:t>FinBen</w:t>
-      </w:r>
-      <w:proofErr w:type="spellEnd"/>
-      <w:r>
-        <w:rPr>
-          <w:rFonts w:ascii="Times New Roman" w:eastAsia="Times New Roman" w:hAnsi="Times New Roman" w:cs="Times New Roman"/>
-          <w:color w:val="000000"/>
-          <w:kern w:val="0"/>
-          <w14:ligatures w14:val="none"/>
-        </w:rPr>
-        <w:t xml:space="preserve"> tasks</w:t>
-      </w:r>
-    </w:p>
-    <w:p>
-      <w:pPr>
-        <w:numPr>
-          <w:ilvl w:val="0"/>
-          <w:numId w:val="9"/>
-        </w:numPr>
-        <w:spacing w:before="100" w:beforeAutospacing="1" w:after="100" w:afterAutospacing="1" w:line="240" w:lineRule="auto"/>
-        <w:rPr>
-          <w:rFonts w:ascii="Times New Roman" w:eastAsia="Times New Roman" w:hAnsi="Times New Roman" w:cs="Times New Roman"/>
-          <w:color w:val="000000"/>
-          <w:kern w:val="0"/>
-          <w14:ligatures w14:val="none"/>
-        </w:rPr>
-      </w:pPr>
-      <w:r>
-        <w:rPr>
-          <w:rFonts w:ascii="Times New Roman" w:eastAsia="Times New Roman" w:hAnsi="Times New Roman" w:cs="Times New Roman"/>
-          <w:color w:val="000000"/>
-          <w:kern w:val="0"/>
-          <w14:ligatures w14:val="none"/>
-        </w:rPr>
-        <w:t xml:space="preserve">Compare results with the original </w:t>
-      </w:r>
-      <w:proofErr w:type="spellStart"/>
-      <w:r>
-        <w:rPr>
-          <w:rFonts w:ascii="Times New Roman" w:eastAsia="Times New Roman" w:hAnsi="Times New Roman" w:cs="Times New Roman"/>
-          <w:color w:val="000000"/>
-          <w:kern w:val="0"/>
-          <w14:ligatures w14:val="none"/>
-        </w:rPr>
-        <w:t>FinBen</w:t>
-      </w:r>
-      <w:proofErr w:type="spellEnd"/>
-      <w:r>
-        <w:rPr>
-          <w:rFonts w:ascii="Times New Roman" w:eastAsia="Times New Roman" w:hAnsi="Times New Roman" w:cs="Times New Roman"/>
-          <w:color w:val="000000"/>
-          <w:kern w:val="0"/>
-          <w14:ligatures w14:val="none"/>
-        </w:rPr>
-        <w:t xml:space="preserve"> results using earlier-generation LLMs</w:t>
-      </w:r>
-    </w:p>
-    <w:p>
-      <w:pPr>
-        <w:numPr>
-          <w:ilvl w:val="0"/>
-          <w:numId w:val="9"/>
-        </w:numPr>
-        <w:spacing w:before="100" w:beforeAutospacing="1" w:after="100" w:afterAutospacing="1" w:line="240" w:lineRule="auto"/>
-        <w:rPr>
-          <w:rFonts w:ascii="Times New Roman" w:eastAsia="Times New Roman" w:hAnsi="Times New Roman" w:cs="Times New Roman"/>
-          <w:color w:val="000000"/>
-          <w:kern w:val="0"/>
-          <w14:ligatures w14:val="none"/>
-        </w:rPr>
-      </w:pPr>
-      <w:r>
-        <w:rPr>
-          <w:rFonts w:ascii="Times New Roman" w:eastAsia="Times New Roman" w:hAnsi="Times New Roman" w:cs="Times New Roman"/>
-          <w:color w:val="000000"/>
-          <w:kern w:val="0"/>
-          <w14:ligatures w14:val="none"/>
-        </w:rPr>
-        <w:t>Analyze differences in performance across financial tasks</w:t>
-      </w:r>
-    </w:p>
-    <w:p>
-      <w:pPr>
-        <w:numPr>
-          <w:ilvl w:val="0"/>
-          <w:numId w:val="9"/>
-        </w:numPr>
-        <w:spacing w:before="100" w:beforeAutospacing="1" w:after="100" w:afterAutospacing="1" w:line="240" w:lineRule="auto"/>
-        <w:rPr>
-          <w:rFonts w:ascii="Times New Roman" w:eastAsia="Times New Roman" w:hAnsi="Times New Roman" w:cs="Times New Roman"/>
-          <w:color w:val="000000"/>
-          <w:kern w:val="0"/>
-          <w14:ligatures w14:val="none"/>
-        </w:rPr>
-      </w:pPr>
-      <w:r>
-        <w:rPr>
-          <w:rFonts w:ascii="Times New Roman" w:eastAsia="Times New Roman" w:hAnsi="Times New Roman" w:cs="Times New Roman"/>
-          <w:color w:val="000000"/>
-          <w:kern w:val="0"/>
-          <w14:ligatures w14:val="none"/>
-        </w:rPr>
-        <w:t xml:space="preserve">comment: </w:t>
-      </w:r>
-      <w:proofErr w:type="gramStart"/>
-      <w:r>
-        <w:rPr>
-          <w:rFonts w:ascii="Times New Roman" w:eastAsia="Times New Roman" w:hAnsi="Times New Roman" w:cs="Times New Roman"/>
-          <w:color w:val="000000"/>
-          <w:kern w:val="0"/>
-          <w14:ligatures w14:val="none"/>
-        </w:rPr>
-        <w:t>Plus</w:t>
-      </w:r>
-      <w:proofErr w:type="gramEnd"/>
-      <w:r>
-        <w:rPr>
-          <w:rFonts w:ascii="Times New Roman" w:eastAsia="Times New Roman" w:hAnsi="Times New Roman" w:cs="Times New Roman"/>
-          <w:color w:val="000000"/>
-          <w:kern w:val="0"/>
-          <w14:ligatures w14:val="none"/>
-        </w:rPr>
-        <w:t xml:space="preserve"> Jupyter notebook with all the coding </w:t>
-      </w:r>
-      <w:proofErr w:type="spellStart"/>
-      <w:r>
-        <w:rPr>
-          <w:rFonts w:ascii="Times New Roman" w:eastAsia="Times New Roman" w:hAnsi="Times New Roman" w:cs="Times New Roman"/>
-          <w:color w:val="000000"/>
-          <w:kern w:val="0"/>
-          <w14:ligatures w14:val="none"/>
-        </w:rPr>
-        <w:t>etc</w:t>
-      </w:r>
-      <w:proofErr w:type="spellEnd"/>
-    </w:p>
-    <w:p>
-      <w:pPr>
-        <w:numPr>
-          <w:ilvl w:val="0"/>
-          <w:numId w:val="10"/>
-        </w:numPr>
-        <w:spacing w:before="100" w:beforeAutospacing="1" w:after="100" w:afterAutospacing="1" w:line="240" w:lineRule="auto"/>
-        <w:rPr>
-          <w:rFonts w:ascii="Times New Roman" w:eastAsia="Times New Roman" w:hAnsi="Times New Roman" w:cs="Times New Roman"/>
-          <w:color w:val="000000"/>
-          <w:kern w:val="0"/>
-          <w14:ligatures w14:val="none"/>
-        </w:rPr>
-      </w:pPr>
-      <w:r>
-        <w:rPr>
-          <w:rFonts w:ascii="Times New Roman" w:eastAsia="Times New Roman" w:hAnsi="Times New Roman" w:cs="Times New Roman"/>
-          <w:b/>
-          <w:bCs/>
-          <w:color w:val="000000"/>
-          <w:kern w:val="0"/>
-          <w14:ligatures w14:val="none"/>
-        </w:rPr>
-        <w:t>Discussion</w:t>
-      </w:r>
-    </w:p>
-    <w:p>
-      <w:pPr>
-        <w:numPr>
-          <w:ilvl w:val="1"/>
-          <w:numId w:val="10"/>
-        </w:numPr>
-        <w:spacing w:before="100" w:beforeAutospacing="1" w:after="100" w:afterAutospacing="1" w:line="240" w:lineRule="auto"/>
-        <w:rPr>
-          <w:rFonts w:ascii="Times New Roman" w:eastAsia="Times New Roman" w:hAnsi="Times New Roman" w:cs="Times New Roman"/>
-          <w:color w:val="000000"/>
-          <w:kern w:val="0"/>
-          <w14:ligatures w14:val="none"/>
-        </w:rPr>
-      </w:pPr>
-      <w:r>
-        <w:rPr>
-          <w:rFonts w:ascii="Times New Roman" w:eastAsia="Times New Roman" w:hAnsi="Times New Roman" w:cs="Times New Roman"/>
-          <w:color w:val="000000"/>
-          <w:kern w:val="0"/>
-          <w14:ligatures w14:val="none"/>
-        </w:rPr>
-        <w:t>How financial benchmarking is moving from simple NLP tasks toward more agent-oriented evaluation</w:t>
-      </w:r>
-    </w:p>
-    <w:p>
-      <w:pPr>
-        <w:numPr>
-          <w:ilvl w:val="1"/>
-          <w:numId w:val="10"/>
-        </w:numPr>
-        <w:spacing w:before="100" w:beforeAutospacing="1" w:after="100" w:afterAutospacing="1" w:line="240" w:lineRule="auto"/>
-        <w:rPr>
-          <w:rFonts w:ascii="Times New Roman" w:eastAsia="Times New Roman" w:hAnsi="Times New Roman" w:cs="Times New Roman"/>
-          <w:color w:val="000000"/>
-          <w:kern w:val="0"/>
-          <w14:ligatures w14:val="none"/>
-        </w:rPr>
-      </w:pPr>
-      <w:r>
-        <w:rPr>
-          <w:rFonts w:ascii="Times New Roman" w:eastAsia="Times New Roman" w:hAnsi="Times New Roman" w:cs="Times New Roman"/>
-          <w:color w:val="000000"/>
-          <w:kern w:val="0"/>
-          <w14:ligatures w14:val="none"/>
-        </w:rPr>
-        <w:t>Which areas are already well covered</w:t>
-      </w:r>
-    </w:p>
-    <w:p>
-      <w:pPr>
-        <w:numPr>
-          <w:ilvl w:val="1"/>
-          <w:numId w:val="10"/>
-        </w:numPr>
-        <w:spacing w:before="100" w:beforeAutospacing="1" w:after="100" w:afterAutospacing="1" w:line="240" w:lineRule="auto"/>
-        <w:rPr>
-          <w:rFonts w:ascii="Times New Roman" w:eastAsia="Times New Roman" w:hAnsi="Times New Roman" w:cs="Times New Roman"/>
-          <w:color w:val="000000"/>
-          <w:kern w:val="0"/>
-          <w14:ligatures w14:val="none"/>
-        </w:rPr>
-      </w:pPr>
-      <w:r>
-        <w:rPr>
-          <w:rFonts w:ascii="Times New Roman" w:eastAsia="Times New Roman" w:hAnsi="Times New Roman" w:cs="Times New Roman"/>
-          <w:color w:val="000000"/>
-          <w:kern w:val="0"/>
-          <w14:ligatures w14:val="none"/>
-        </w:rPr>
-        <w:t>Which areas still need better evaluation methods</w:t>
-      </w:r>
-    </w:p>
-    <w:p>
-      <w:pPr>
-        <w:numPr>
-          <w:ilvl w:val="0"/>
-          <w:numId w:val="10"/>
-        </w:numPr>
-        <w:spacing w:before="100" w:beforeAutospacing="1" w:after="100" w:afterAutospacing="1" w:line="240" w:lineRule="auto"/>
-        <w:rPr>
-          <w:rFonts w:ascii="Times New Roman" w:eastAsia="Times New Roman" w:hAnsi="Times New Roman" w:cs="Times New Roman"/>
-          <w:color w:val="000000"/>
-          <w:kern w:val="0"/>
-          <w14:ligatures w14:val="none"/>
-        </w:rPr>
-      </w:pPr>
-      <w:r>
-        <w:rPr>
-          <w:rFonts w:ascii="Times New Roman" w:eastAsia="Times New Roman" w:hAnsi="Times New Roman" w:cs="Times New Roman"/>
-          <w:b/>
-          <w:bCs/>
-          <w:color w:val="000000"/>
-          <w:kern w:val="0"/>
-          <w14:ligatures w14:val="none"/>
-        </w:rPr>
-        <w:t>Conclusion</w:t>
-      </w:r>
-    </w:p>
-    <w:p>
-      <w:pPr>
-        <w:numPr>
-          <w:ilvl w:val="1"/>
-          <w:numId w:val="10"/>
-        </w:numPr>
-        <w:spacing w:before="100" w:beforeAutospacing="1" w:after="100" w:afterAutospacing="1" w:line="240" w:lineRule="auto"/>
-        <w:rPr>
-          <w:rFonts w:ascii="Times New Roman" w:eastAsia="Times New Roman" w:hAnsi="Times New Roman" w:cs="Times New Roman"/>
-          <w:color w:val="000000"/>
-          <w:kern w:val="0"/>
-          <w14:ligatures w14:val="none"/>
-        </w:rPr>
-      </w:pPr>
-      <w:r>
-        <w:rPr>
-          <w:rFonts w:ascii="Times New Roman" w:eastAsia="Times New Roman" w:hAnsi="Times New Roman" w:cs="Times New Roman"/>
-          <w:color w:val="000000"/>
-          <w:kern w:val="0"/>
-          <w14:ligatures w14:val="none"/>
-        </w:rPr>
-        <w:t>Summary of the main findings</w:t>
-      </w:r>
-    </w:p>
-    <w:p>
-      <w:pPr>
-        <w:numPr>
-          <w:ilvl w:val="1"/>
-          <w:numId w:val="10"/>
-        </w:numPr>
-        <w:spacing w:before="100" w:beforeAutospacing="1" w:after="100" w:afterAutospacing="1" w:line="240" w:lineRule="auto"/>
-        <w:rPr>
-          <w:rFonts w:ascii="Times New Roman" w:eastAsia="Times New Roman" w:hAnsi="Times New Roman" w:cs="Times New Roman"/>
-          <w:color w:val="000000"/>
-          <w:kern w:val="0"/>
-          <w14:ligatures w14:val="none"/>
-        </w:rPr>
-      </w:pPr>
-      <w:r>
-        <w:rPr>
-          <w:rFonts w:ascii="Times New Roman" w:eastAsia="Times New Roman" w:hAnsi="Times New Roman" w:cs="Times New Roman"/>
-          <w:color w:val="000000"/>
-          <w:kern w:val="0"/>
-          <w14:ligatures w14:val="none"/>
-        </w:rPr>
-        <w:t>Answer to the research question</w:t>
-      </w:r>
-    </w:p>
-    <w:p>
-      <w:pPr>
-        <w:numPr>
-          <w:ilvl w:val="1"/>
-          <w:numId w:val="10"/>
-        </w:numPr>
-        <w:spacing w:before="100" w:beforeAutospacing="1" w:after="100" w:afterAutospacing="1" w:line="240" w:lineRule="auto"/>
-        <w:rPr>
-          <w:rFonts w:ascii="Times New Roman" w:eastAsia="Times New Roman" w:hAnsi="Times New Roman" w:cs="Times New Roman"/>
-          <w:color w:val="000000"/>
-          <w:kern w:val="0"/>
-          <w14:ligatures w14:val="none"/>
-        </w:rPr>
-      </w:pPr>
-      <w:r>
-        <w:rPr>
-          <w:rFonts w:ascii="Times New Roman" w:eastAsia="Times New Roman" w:hAnsi="Times New Roman" w:cs="Times New Roman"/>
-          <w:color w:val="000000"/>
-          <w:kern w:val="0"/>
-          <w14:ligatures w14:val="none"/>
-        </w:rPr>
-        <w:t>Short outlook on future benchmarking of financial LLM agents</w:t>
+        <w:t>This would make it easier to show how financial LLM evaluation has developed from basic language and numerical tasks toward retrieval, decision-making, and more agent-like capabilities.</w:t>
       </w:r>
     </w:p>
     <w:p/>
@@ -3694,6 +2612,119 @@
     </w:lvl>
   </w:abstractNum>
   <w:abstractNum w:abstractNumId="8" w15:restartNumberingAfterBreak="0">
+    <w:nsid w:val="5A0B2FB3"/>
+    <w:multiLevelType w:val="multilevel"/>
+    <w:tmpl w:val="5C3A911C"/>
+    <w:lvl w:ilvl="0">
+      <w:start w:val="1"/>
+      <w:numFmt w:val="decimal"/>
+      <w:lvlText w:val="%1."/>
+      <w:lvlJc w:val="left"/>
+      <w:pPr>
+        <w:tabs>
+          <w:tab w:val="num" w:pos="720"/>
+        </w:tabs>
+        <w:ind w:left="720" w:hanging="360"/>
+      </w:pPr>
+    </w:lvl>
+    <w:lvl w:ilvl="1" w:tentative="1">
+      <w:start w:val="1"/>
+      <w:numFmt w:val="decimal"/>
+      <w:lvlText w:val="%2."/>
+      <w:lvlJc w:val="left"/>
+      <w:pPr>
+        <w:tabs>
+          <w:tab w:val="num" w:pos="1440"/>
+        </w:tabs>
+        <w:ind w:left="1440" w:hanging="360"/>
+      </w:pPr>
+    </w:lvl>
+    <w:lvl w:ilvl="2" w:tentative="1">
+      <w:start w:val="1"/>
+      <w:numFmt w:val="decimal"/>
+      <w:lvlText w:val="%3."/>
+      <w:lvlJc w:val="left"/>
+      <w:pPr>
+        <w:tabs>
+          <w:tab w:val="num" w:pos="2160"/>
+        </w:tabs>
+        <w:ind w:left="2160" w:hanging="360"/>
+      </w:pPr>
+    </w:lvl>
+    <w:lvl w:ilvl="3" w:tentative="1">
+      <w:start w:val="1"/>
+      <w:numFmt w:val="decimal"/>
+      <w:lvlText w:val="%4."/>
+      <w:lvlJc w:val="left"/>
+      <w:pPr>
+        <w:tabs>
+          <w:tab w:val="num" w:pos="2880"/>
+        </w:tabs>
+        <w:ind w:left="2880" w:hanging="360"/>
+      </w:pPr>
+    </w:lvl>
+    <w:lvl w:ilvl="4" w:tentative="1">
+      <w:start w:val="1"/>
+      <w:numFmt w:val="decimal"/>
+      <w:lvlText w:val="%5."/>
+      <w:lvlJc w:val="left"/>
+      <w:pPr>
+        <w:tabs>
+          <w:tab w:val="num" w:pos="3600"/>
+        </w:tabs>
+        <w:ind w:left="3600" w:hanging="360"/>
+      </w:pPr>
+    </w:lvl>
+    <w:lvl w:ilvl="5" w:tentative="1">
+      <w:start w:val="1"/>
+      <w:numFmt w:val="decimal"/>
+      <w:lvlText w:val="%6."/>
+      <w:lvlJc w:val="left"/>
+      <w:pPr>
+        <w:tabs>
+          <w:tab w:val="num" w:pos="4320"/>
+        </w:tabs>
+        <w:ind w:left="4320" w:hanging="360"/>
+      </w:pPr>
+    </w:lvl>
+    <w:lvl w:ilvl="6" w:tentative="1">
+      <w:start w:val="1"/>
+      <w:numFmt w:val="decimal"/>
+      <w:lvlText w:val="%7."/>
+      <w:lvlJc w:val="left"/>
+      <w:pPr>
+        <w:tabs>
+          <w:tab w:val="num" w:pos="5040"/>
+        </w:tabs>
+        <w:ind w:left="5040" w:hanging="360"/>
+      </w:pPr>
+    </w:lvl>
+    <w:lvl w:ilvl="7" w:tentative="1">
+      <w:start w:val="1"/>
+      <w:numFmt w:val="decimal"/>
+      <w:lvlText w:val="%8."/>
+      <w:lvlJc w:val="left"/>
+      <w:pPr>
+        <w:tabs>
+          <w:tab w:val="num" w:pos="5760"/>
+        </w:tabs>
+        <w:ind w:left="5760" w:hanging="360"/>
+      </w:pPr>
+    </w:lvl>
+    <w:lvl w:ilvl="8" w:tentative="1">
+      <w:start w:val="1"/>
+      <w:numFmt w:val="decimal"/>
+      <w:lvlText w:val="%9."/>
+      <w:lvlJc w:val="left"/>
+      <w:pPr>
+        <w:tabs>
+          <w:tab w:val="num" w:pos="6480"/>
+        </w:tabs>
+        <w:ind w:left="6480" w:hanging="360"/>
+      </w:pPr>
+    </w:lvl>
+  </w:abstractNum>
+  <w:abstractNum w:abstractNumId="9" w15:restartNumberingAfterBreak="0">
     <w:nsid w:val="5FAB6844"/>
     <w:multiLevelType w:val="multilevel"/>
     <w:tmpl w:val="7228D6DC"/>
@@ -3842,7 +2873,7 @@
       </w:rPr>
     </w:lvl>
   </w:abstractNum>
-  <w:abstractNum w:abstractNumId="9" w15:restartNumberingAfterBreak="0">
+  <w:abstractNum w:abstractNumId="10" w15:restartNumberingAfterBreak="0">
     <w:nsid w:val="63707ED2"/>
     <w:multiLevelType w:val="multilevel"/>
     <w:tmpl w:val="10C016E0"/>
@@ -3995,13 +3026,13 @@
     <w:abstractNumId w:val="1"/>
   </w:num>
   <w:num w:numId="2" w16cid:durableId="934628010">
-    <w:abstractNumId w:val="8"/>
+    <w:abstractNumId w:val="9"/>
   </w:num>
   <w:num w:numId="3" w16cid:durableId="1292325415">
     <w:abstractNumId w:val="3"/>
   </w:num>
   <w:num w:numId="4" w16cid:durableId="1875655505">
-    <w:abstractNumId w:val="9"/>
+    <w:abstractNumId w:val="10"/>
   </w:num>
   <w:num w:numId="5" w16cid:durableId="952445835">
     <w:abstractNumId w:val="7"/>
@@ -4020,6 +3051,9 @@
   </w:num>
   <w:num w:numId="10" w16cid:durableId="600840478">
     <w:abstractNumId w:val="0"/>
+  </w:num>
+  <w:num w:numId="11" w16cid:durableId="561059402">
+    <w:abstractNumId w:val="8"/>
   </w:num>
 </w:numbering>
 </file>
